--- a/AWS-NOTES/NIC - Network Interface and Security Enhancements.docx
+++ b/AWS-NOTES/NIC - Network Interface and Security Enhancements.docx
@@ -4,39 +4,24 @@
   <w:body>
     <w:p>
       <w:pPr>
+        <w:pStyle w:val="Heading1"/>
         <w:jc w:val="center"/>
         <w:rPr>
-          <w:b/>
-          <w:bCs/>
-          <w:i/>
-          <w:iCs/>
+          <w:rFonts w:ascii="Algerian" w:hAnsi="Algerian"/>
           <w:sz w:val="28"/>
           <w:szCs w:val="28"/>
         </w:rPr>
       </w:pPr>
       <w:r>
         <w:rPr>
-          <w:b/>
-          <w:bCs/>
-          <w:i/>
-          <w:iCs/>
+          <w:rFonts w:ascii="Algerian" w:hAnsi="Algerian"/>
           <w:sz w:val="28"/>
           <w:szCs w:val="28"/>
         </w:rPr>
-        <w:t>Network Interface and Security Enhancements</w:t>
-      </w:r>
-      <w:r>
-        <w:rPr>
-          <w:b/>
-          <w:bCs/>
-          <w:i/>
-          <w:iCs/>
-          <w:sz w:val="28"/>
-          <w:szCs w:val="28"/>
-        </w:rPr>
-        <w:t xml:space="preserve"> – [NIC]</w:t>
+        <w:t>Network Interface and Security Enhancements – [NIC]</w:t>
       </w:r>
     </w:p>
+    <w:p/>
     <w:p>
       <w:pPr>
         <w:pStyle w:val="ListParagraph"/>
@@ -50,16 +35,18 @@
           <w:bCs/>
           <w:i/>
           <w:iCs/>
-          <w:szCs w:val="24"/>
-        </w:rPr>
-      </w:pPr>
-      <w:r>
-        <w:rPr>
-          <w:b/>
-          <w:bCs/>
-          <w:i/>
-          <w:iCs/>
-          <w:szCs w:val="24"/>
+          <w:sz w:val="22"/>
+          <w:szCs w:val="22"/>
+        </w:rPr>
+      </w:pPr>
+      <w:r>
+        <w:rPr>
+          <w:b/>
+          <w:bCs/>
+          <w:i/>
+          <w:iCs/>
+          <w:sz w:val="22"/>
+          <w:szCs w:val="22"/>
         </w:rPr>
         <w:t>Network Interface Card (NIC) – Elastic Network Interface (ENI)</w:t>
       </w:r>
@@ -69,9 +56,8 @@
         <w:pStyle w:val="ListParagraph"/>
         <w:numPr>
           <w:ilvl w:val="0"/>
-          <w:numId w:val="2"/>
+          <w:numId w:val="43"/>
         </w:numPr>
-        <w:ind w:left="360"/>
         <w:rPr>
           <w:sz w:val="20"/>
           <w:szCs w:val="20"/>
@@ -106,9 +92,8 @@
         <w:pStyle w:val="ListParagraph"/>
         <w:numPr>
           <w:ilvl w:val="0"/>
-          <w:numId w:val="2"/>
+          <w:numId w:val="43"/>
         </w:numPr>
-        <w:ind w:left="360"/>
         <w:rPr>
           <w:sz w:val="28"/>
           <w:szCs w:val="28"/>
@@ -159,7 +144,7 @@
         <w:pStyle w:val="ListParagraph"/>
         <w:numPr>
           <w:ilvl w:val="0"/>
-          <w:numId w:val="4"/>
+          <w:numId w:val="44"/>
         </w:numPr>
         <w:rPr>
           <w:b/>
@@ -431,16 +416,16 @@
         <w:rPr>
           <w:b/>
           <w:bCs/>
-          <w:sz w:val="20"/>
-          <w:szCs w:val="20"/>
-        </w:rPr>
-      </w:pPr>
-      <w:r>
-        <w:rPr>
-          <w:b/>
-          <w:bCs/>
-          <w:sz w:val="20"/>
-          <w:szCs w:val="20"/>
+          <w:sz w:val="22"/>
+          <w:szCs w:val="22"/>
+        </w:rPr>
+      </w:pPr>
+      <w:r>
+        <w:rPr>
+          <w:b/>
+          <w:bCs/>
+          <w:sz w:val="22"/>
+          <w:szCs w:val="22"/>
         </w:rPr>
         <w:t>Elastic IP (EIP)</w:t>
       </w:r>
@@ -450,7 +435,7 @@
         <w:pStyle w:val="ListParagraph"/>
         <w:numPr>
           <w:ilvl w:val="0"/>
-          <w:numId w:val="10"/>
+          <w:numId w:val="45"/>
         </w:numPr>
         <w:rPr>
           <w:sz w:val="20"/>
@@ -486,7 +471,7 @@
         <w:pStyle w:val="ListParagraph"/>
         <w:numPr>
           <w:ilvl w:val="0"/>
-          <w:numId w:val="10"/>
+          <w:numId w:val="45"/>
         </w:numPr>
         <w:rPr>
           <w:sz w:val="20"/>
@@ -547,7 +532,7 @@
         <w:pStyle w:val="ListParagraph"/>
         <w:numPr>
           <w:ilvl w:val="0"/>
-          <w:numId w:val="12"/>
+          <w:numId w:val="46"/>
         </w:numPr>
         <w:rPr>
           <w:i/>
@@ -636,7 +621,7 @@
         <w:pStyle w:val="ListParagraph"/>
         <w:numPr>
           <w:ilvl w:val="0"/>
-          <w:numId w:val="16"/>
+          <w:numId w:val="47"/>
         </w:numPr>
         <w:rPr>
           <w:b/>
@@ -889,18 +874,16 @@
           <w:bCs/>
           <w:i/>
           <w:iCs/>
-          <w:sz w:val="28"/>
-          <w:szCs w:val="28"/>
-        </w:rPr>
-      </w:pPr>
-      <w:r>
-        <w:rPr>
-          <w:b/>
-          <w:bCs/>
-          <w:i/>
-          <w:iCs/>
-          <w:sz w:val="28"/>
-          <w:szCs w:val="28"/>
+          <w:szCs w:val="24"/>
+        </w:rPr>
+      </w:pPr>
+      <w:r>
+        <w:rPr>
+          <w:b/>
+          <w:bCs/>
+          <w:i/>
+          <w:iCs/>
+          <w:szCs w:val="24"/>
         </w:rPr>
         <w:t>Placement Group?</w:t>
       </w:r>
@@ -987,7 +970,6 @@
     </w:p>
     <w:p>
       <w:pPr>
-        <w:ind w:left="360"/>
         <w:rPr>
           <w:b/>
           <w:bCs/>
@@ -1030,18 +1012,18 @@
         <w:rPr>
           <w:i/>
           <w:iCs/>
-          <w:sz w:val="20"/>
-          <w:szCs w:val="20"/>
-        </w:rPr>
-      </w:pPr>
-      <w:r>
-        <w:rPr>
-          <w:b/>
-          <w:bCs/>
-          <w:i/>
-          <w:iCs/>
-          <w:sz w:val="20"/>
-          <w:szCs w:val="20"/>
+          <w:sz w:val="22"/>
+          <w:szCs w:val="22"/>
+        </w:rPr>
+      </w:pPr>
+      <w:r>
+        <w:rPr>
+          <w:b/>
+          <w:bCs/>
+          <w:i/>
+          <w:iCs/>
+          <w:sz w:val="22"/>
+          <w:szCs w:val="22"/>
         </w:rPr>
         <w:t>Cluster Placement Group</w:t>
       </w:r>
@@ -1063,7 +1045,67 @@
           <w:sz w:val="20"/>
           <w:szCs w:val="20"/>
         </w:rPr>
-        <w:t xml:space="preserve"> Places instances close together on the same physical hardware within a single Availability</w:t>
+        <w:t xml:space="preserve"> Places instances </w:t>
+      </w:r>
+      <w:r>
+        <w:rPr>
+          <w:b/>
+          <w:bCs/>
+          <w:i/>
+          <w:iCs/>
+          <w:sz w:val="20"/>
+          <w:szCs w:val="20"/>
+        </w:rPr>
+        <w:t>close together</w:t>
+      </w:r>
+      <w:r>
+        <w:rPr>
+          <w:i/>
+          <w:iCs/>
+          <w:sz w:val="20"/>
+          <w:szCs w:val="20"/>
+        </w:rPr>
+        <w:t xml:space="preserve"> on the </w:t>
+      </w:r>
+      <w:r>
+        <w:rPr>
+          <w:b/>
+          <w:bCs/>
+          <w:i/>
+          <w:iCs/>
+          <w:sz w:val="20"/>
+          <w:szCs w:val="20"/>
+        </w:rPr>
+        <w:t>same physical</w:t>
+      </w:r>
+      <w:r>
+        <w:rPr>
+          <w:i/>
+          <w:iCs/>
+          <w:sz w:val="20"/>
+          <w:szCs w:val="20"/>
+        </w:rPr>
+        <w:t xml:space="preserve"> </w:t>
+      </w:r>
+      <w:r>
+        <w:rPr>
+          <w:b/>
+          <w:bCs/>
+          <w:i/>
+          <w:iCs/>
+          <w:sz w:val="20"/>
+          <w:szCs w:val="20"/>
+        </w:rPr>
+        <w:t>hardware</w:t>
+      </w:r>
+      <w:r>
+        <w:rPr>
+          <w:i/>
+          <w:iCs/>
+          <w:sz w:val="20"/>
+          <w:szCs w:val="20"/>
+        </w:rPr>
+        <w:t xml:space="preserve"> within a single Availability</w:t>
       </w:r>
       <w:r>
         <w:rPr>
@@ -1228,17 +1270,18 @@
           <w:numId w:val="20"/>
         </w:numPr>
         <w:rPr>
-          <w:sz w:val="20"/>
-          <w:szCs w:val="20"/>
+          <w:sz w:val="22"/>
+          <w:szCs w:val="22"/>
         </w:rPr>
       </w:pPr>
       <w:r>
         <w:rPr>
           <w:rStyle w:val="Strong"/>
           <w:rFonts w:eastAsiaTheme="majorEastAsia"/>
-          <w:sz w:val="20"/>
-          <w:szCs w:val="20"/>
-        </w:rPr>
+          <w:sz w:val="22"/>
+          <w:szCs w:val="22"/>
+        </w:rPr>
+        <w:lastRenderedPageBreak/>
         <w:t>Spread Placement Group</w:t>
       </w:r>
     </w:p>
@@ -1394,18 +1437,18 @@
         <w:rPr>
           <w:i/>
           <w:iCs/>
-          <w:sz w:val="20"/>
-          <w:szCs w:val="20"/>
-        </w:rPr>
-      </w:pPr>
-      <w:r>
-        <w:rPr>
-          <w:b/>
-          <w:bCs/>
-          <w:i/>
-          <w:iCs/>
-          <w:sz w:val="20"/>
-          <w:szCs w:val="20"/>
+          <w:sz w:val="22"/>
+          <w:szCs w:val="22"/>
+        </w:rPr>
+      </w:pPr>
+      <w:r>
+        <w:rPr>
+          <w:b/>
+          <w:bCs/>
+          <w:i/>
+          <w:iCs/>
+          <w:sz w:val="22"/>
+          <w:szCs w:val="22"/>
         </w:rPr>
         <w:t>Partition Placement Group</w:t>
       </w:r>
@@ -1444,7 +1487,27 @@
           <w:sz w:val="20"/>
           <w:szCs w:val="20"/>
         </w:rPr>
-        <w:t xml:space="preserve"> Divides instances into partitions; each partition is isolated from hardware failures of others.</w:t>
+        <w:t xml:space="preserve"> Divides </w:t>
+      </w:r>
+      <w:r>
+        <w:rPr>
+          <w:b/>
+          <w:bCs/>
+          <w:i/>
+          <w:iCs/>
+          <w:sz w:val="20"/>
+          <w:szCs w:val="20"/>
+        </w:rPr>
+        <w:t>instances into partitions</w:t>
+      </w:r>
+      <w:r>
+        <w:rPr>
+          <w:i/>
+          <w:iCs/>
+          <w:sz w:val="20"/>
+          <w:szCs w:val="20"/>
+        </w:rPr>
+        <w:t>; each partition is isolated from hardware failures of others.</w:t>
       </w:r>
     </w:p>
     <w:p>
@@ -1531,10 +1594,12 @@
           <w:tab w:val="num" w:pos="720"/>
         </w:tabs>
         <w:rPr>
-          <w:i/>
-          <w:iCs/>
-          <w:sz w:val="20"/>
-          <w:szCs w:val="20"/>
+          <w:b/>
+          <w:bCs/>
+          <w:i/>
+          <w:iCs/>
+          <w:sz w:val="22"/>
+          <w:szCs w:val="22"/>
         </w:rPr>
       </w:pPr>
       <w:proofErr w:type="gramStart"/>
@@ -1581,21 +1646,11 @@
         </w:rPr>
         <w:t xml:space="preserve"> Must plan partitions properly.</w:t>
       </w:r>
-    </w:p>
-    <w:p>
-      <w:pPr>
-        <w:ind w:left="1080"/>
-        <w:rPr>
-          <w:i/>
-          <w:iCs/>
-          <w:sz w:val="20"/>
-          <w:szCs w:val="20"/>
-        </w:rPr>
-      </w:pPr>
     </w:p>
     <w:tbl>
       <w:tblPr>
         <w:tblStyle w:val="TableGrid"/>
+        <w:tblpPr w:leftFromText="180" w:rightFromText="180" w:vertAnchor="text" w:horzAnchor="page" w:tblpX="2031" w:tblpY="90"/>
         <w:tblW w:w="0" w:type="auto"/>
         <w:tblLook w:val="04A0" w:firstRow="1" w:lastRow="0" w:firstColumn="1" w:lastColumn="0" w:noHBand="0" w:noVBand="1"/>
       </w:tblPr>
@@ -1943,6 +1998,7 @@
                 </w:tcPr>
                 <w:p>
                   <w:pPr>
+                    <w:framePr w:hSpace="180" w:wrap="around" w:vAnchor="text" w:hAnchor="page" w:x="2031" w:y="90"/>
                     <w:spacing w:after="0" w:line="240" w:lineRule="auto"/>
                     <w:rPr>
                       <w:b/>
@@ -2008,6 +2064,7 @@
                 </w:tcPr>
                 <w:p>
                   <w:pPr>
+                    <w:framePr w:hSpace="180" w:wrap="around" w:vAnchor="text" w:hAnchor="page" w:x="2031" w:y="90"/>
                     <w:spacing w:after="0" w:line="240" w:lineRule="auto"/>
                     <w:rPr>
                       <w:i/>
@@ -2108,6 +2165,7 @@
                 </w:tcPr>
                 <w:p>
                   <w:pPr>
+                    <w:framePr w:hSpace="180" w:wrap="around" w:vAnchor="text" w:hAnchor="page" w:x="2031" w:y="90"/>
                     <w:spacing w:after="0" w:line="240" w:lineRule="auto"/>
                     <w:rPr>
                       <w:i/>
@@ -2180,6 +2238,7 @@
                 </w:tcPr>
                 <w:p>
                   <w:pPr>
+                    <w:framePr w:hSpace="180" w:wrap="around" w:vAnchor="text" w:hAnchor="page" w:x="2031" w:y="90"/>
                     <w:spacing w:after="0" w:line="240" w:lineRule="auto"/>
                     <w:rPr>
                       <w:i/>
@@ -2236,6 +2295,7 @@
                 </w:tcPr>
                 <w:p>
                   <w:pPr>
+                    <w:framePr w:hSpace="180" w:wrap="around" w:vAnchor="text" w:hAnchor="page" w:x="2031" w:y="90"/>
                     <w:spacing w:after="0" w:line="240" w:lineRule="auto"/>
                     <w:rPr>
                       <w:i/>
@@ -2308,6 +2368,7 @@
                 </w:tcPr>
                 <w:p>
                   <w:pPr>
+                    <w:framePr w:hSpace="180" w:wrap="around" w:vAnchor="text" w:hAnchor="page" w:x="2031" w:y="90"/>
                     <w:spacing w:after="0" w:line="240" w:lineRule="auto"/>
                     <w:rPr>
                       <w:i/>
@@ -2543,7 +2604,7 @@
           </w:tcPr>
           <w:tbl>
             <w:tblPr>
-              <w:tblW w:w="613" w:type="dxa"/>
+              <w:tblW w:w="1234" w:type="dxa"/>
               <w:tblCellSpacing w:w="15" w:type="dxa"/>
               <w:tblInd w:w="5" w:type="dxa"/>
               <w:tblCellMar>
@@ -2555,7 +2616,7 @@
               <w:tblLook w:val="04A0" w:firstRow="1" w:lastRow="0" w:firstColumn="1" w:lastColumn="0" w:noHBand="0" w:noVBand="1"/>
             </w:tblPr>
             <w:tblGrid>
-              <w:gridCol w:w="741"/>
+              <w:gridCol w:w="1234"/>
             </w:tblGrid>
             <w:tr>
               <w:trPr>
@@ -2564,12 +2625,13 @@
               </w:trPr>
               <w:tc>
                 <w:tcPr>
-                  <w:tcW w:w="0" w:type="auto"/>
+                  <w:tcW w:w="1174" w:type="dxa"/>
                   <w:vAlign w:val="center"/>
                   <w:hideMark/>
                 </w:tcPr>
                 <w:p>
                   <w:pPr>
+                    <w:framePr w:hSpace="180" w:wrap="around" w:vAnchor="text" w:hAnchor="page" w:x="2031" w:y="90"/>
                     <w:spacing w:after="0" w:line="240" w:lineRule="auto"/>
                     <w:rPr>
                       <w:i/>
@@ -2590,12 +2652,22 @@
                   </w:r>
                   <w:r>
                     <w:rPr>
+                      <w:rFonts w:ascii="Segoe UI Emoji" w:hAnsi="Segoe UI Emoji" w:cs="Segoe UI Emoji"/>
                       <w:i/>
                       <w:iCs/>
                       <w:sz w:val="20"/>
                       <w:szCs w:val="20"/>
                     </w:rPr>
-                    <w:t>High</w:t>
+                    <w:t>hi</w:t>
+                  </w:r>
+                  <w:r>
+                    <w:rPr>
+                      <w:i/>
+                      <w:iCs/>
+                      <w:sz w:val="20"/>
+                      <w:szCs w:val="20"/>
+                    </w:rPr>
+                    <w:t>gh</w:t>
                   </w:r>
                 </w:p>
               </w:tc>
@@ -2641,6 +2713,352 @@
                 </w:tcPr>
                 <w:p>
                   <w:pPr>
+                    <w:framePr w:hSpace="180" w:wrap="around" w:vAnchor="text" w:hAnchor="page" w:x="2031" w:y="90"/>
+                    <w:spacing w:after="0" w:line="240" w:lineRule="auto"/>
+                    <w:rPr>
+                      <w:i/>
+                      <w:iCs/>
+                      <w:sz w:val="20"/>
+                      <w:szCs w:val="20"/>
+                    </w:rPr>
+                  </w:pPr>
+                </w:p>
+              </w:tc>
+            </w:tr>
+          </w:tbl>
+          <w:p>
+            <w:pPr>
+              <w:rPr>
+                <w:i/>
+                <w:iCs/>
+                <w:sz w:val="20"/>
+                <w:szCs w:val="20"/>
+              </w:rPr>
+            </w:pPr>
+          </w:p>
+        </w:tc>
+      </w:tr>
+      <w:tr>
+        <w:trPr>
+          <w:trHeight w:val="210"/>
+        </w:trPr>
+        <w:tc>
+          <w:tcPr>
+            <w:tcW w:w="1271" w:type="dxa"/>
+          </w:tcPr>
+          <w:p>
+            <w:pPr>
+              <w:rPr>
+                <w:b/>
+                <w:bCs/>
+                <w:i/>
+                <w:iCs/>
+                <w:sz w:val="20"/>
+                <w:szCs w:val="20"/>
+              </w:rPr>
+            </w:pPr>
+            <w:r>
+              <w:rPr>
+                <w:b/>
+                <w:bCs/>
+                <w:i/>
+                <w:iCs/>
+                <w:sz w:val="20"/>
+                <w:szCs w:val="20"/>
+              </w:rPr>
+              <w:t>Max instances</w:t>
+            </w:r>
+          </w:p>
+        </w:tc>
+        <w:tc>
+          <w:tcPr>
+            <w:tcW w:w="2126" w:type="dxa"/>
+          </w:tcPr>
+          <w:p>
+            <w:pPr>
+              <w:rPr>
+                <w:i/>
+                <w:iCs/>
+                <w:sz w:val="20"/>
+                <w:szCs w:val="20"/>
+              </w:rPr>
+            </w:pPr>
+            <w:r>
+              <w:rPr>
+                <w:i/>
+                <w:iCs/>
+                <w:sz w:val="20"/>
+                <w:szCs w:val="20"/>
+              </w:rPr>
+              <w:t>No limit (but constrained by AZ capacity)</w:t>
+            </w:r>
+          </w:p>
+        </w:tc>
+        <w:tc>
+          <w:tcPr>
+            <w:tcW w:w="1985" w:type="dxa"/>
+          </w:tcPr>
+          <w:p>
+            <w:pPr>
+              <w:rPr>
+                <w:i/>
+                <w:iCs/>
+                <w:sz w:val="20"/>
+                <w:szCs w:val="20"/>
+              </w:rPr>
+            </w:pPr>
+            <w:r>
+              <w:rPr>
+                <w:i/>
+                <w:iCs/>
+                <w:sz w:val="20"/>
+                <w:szCs w:val="20"/>
+              </w:rPr>
+              <w:t>Depends on partitions (up to 7 per partition per AZ)</w:t>
+            </w:r>
+          </w:p>
+        </w:tc>
+        <w:tc>
+          <w:tcPr>
+            <w:tcW w:w="1559" w:type="dxa"/>
+          </w:tcPr>
+          <w:p>
+            <w:pPr>
+              <w:rPr>
+                <w:i/>
+                <w:iCs/>
+                <w:sz w:val="20"/>
+                <w:szCs w:val="20"/>
+              </w:rPr>
+            </w:pPr>
+            <w:r>
+              <w:rPr>
+                <w:i/>
+                <w:iCs/>
+                <w:sz w:val="20"/>
+                <w:szCs w:val="20"/>
+              </w:rPr>
+              <w:t>7 per AZ</w:t>
+            </w:r>
+          </w:p>
+        </w:tc>
+      </w:tr>
+      <w:tr>
+        <w:trPr>
+          <w:trHeight w:val="210"/>
+        </w:trPr>
+        <w:tc>
+          <w:tcPr>
+            <w:tcW w:w="1271" w:type="dxa"/>
+          </w:tcPr>
+          <w:p>
+            <w:pPr>
+              <w:rPr>
+                <w:b/>
+                <w:bCs/>
+                <w:i/>
+                <w:iCs/>
+                <w:sz w:val="20"/>
+                <w:szCs w:val="20"/>
+              </w:rPr>
+            </w:pPr>
+            <w:r>
+              <w:rPr>
+                <w:b/>
+                <w:bCs/>
+                <w:i/>
+                <w:iCs/>
+                <w:sz w:val="20"/>
+                <w:szCs w:val="20"/>
+              </w:rPr>
+              <w:t>Fault tolerance</w:t>
+            </w:r>
+          </w:p>
+        </w:tc>
+        <w:tc>
+          <w:tcPr>
+            <w:tcW w:w="2126" w:type="dxa"/>
+          </w:tcPr>
+          <w:p>
+            <w:pPr>
+              <w:rPr>
+                <w:i/>
+                <w:iCs/>
+                <w:sz w:val="20"/>
+                <w:szCs w:val="20"/>
+              </w:rPr>
+            </w:pPr>
+            <w:r>
+              <w:rPr>
+                <w:rFonts w:ascii="Segoe UI Emoji" w:hAnsi="Segoe UI Emoji" w:cs="Segoe UI Emoji"/>
+                <w:i/>
+                <w:iCs/>
+                <w:sz w:val="20"/>
+                <w:szCs w:val="20"/>
+              </w:rPr>
+              <w:t>❌</w:t>
+            </w:r>
+            <w:r>
+              <w:rPr>
+                <w:i/>
+                <w:iCs/>
+                <w:sz w:val="20"/>
+                <w:szCs w:val="20"/>
+              </w:rPr>
+              <w:t xml:space="preserve"> Low</w:t>
+            </w:r>
+          </w:p>
+        </w:tc>
+        <w:tc>
+          <w:tcPr>
+            <w:tcW w:w="1985" w:type="dxa"/>
+          </w:tcPr>
+          <w:p>
+            <w:pPr>
+              <w:rPr>
+                <w:i/>
+                <w:iCs/>
+                <w:sz w:val="20"/>
+                <w:szCs w:val="20"/>
+              </w:rPr>
+            </w:pPr>
+            <w:r>
+              <w:rPr>
+                <w:rFonts w:ascii="Segoe UI Emoji" w:hAnsi="Segoe UI Emoji" w:cs="Segoe UI Emoji"/>
+                <w:i/>
+                <w:iCs/>
+                <w:sz w:val="20"/>
+                <w:szCs w:val="20"/>
+              </w:rPr>
+              <w:t>✅</w:t>
+            </w:r>
+            <w:r>
+              <w:rPr>
+                <w:i/>
+                <w:iCs/>
+                <w:sz w:val="20"/>
+                <w:szCs w:val="20"/>
+              </w:rPr>
+              <w:t xml:space="preserve"> Medium</w:t>
+            </w:r>
+          </w:p>
+        </w:tc>
+        <w:tc>
+          <w:tcPr>
+            <w:tcW w:w="1559" w:type="dxa"/>
+          </w:tcPr>
+          <w:tbl>
+            <w:tblPr>
+              <w:tblW w:w="1234" w:type="dxa"/>
+              <w:tblCellSpacing w:w="15" w:type="dxa"/>
+              <w:tblInd w:w="5" w:type="dxa"/>
+              <w:tblCellMar>
+                <w:top w:w="15" w:type="dxa"/>
+                <w:left w:w="15" w:type="dxa"/>
+                <w:bottom w:w="15" w:type="dxa"/>
+                <w:right w:w="15" w:type="dxa"/>
+              </w:tblCellMar>
+              <w:tblLook w:val="04A0" w:firstRow="1" w:lastRow="0" w:firstColumn="1" w:lastColumn="0" w:noHBand="0" w:noVBand="1"/>
+            </w:tblPr>
+            <w:tblGrid>
+              <w:gridCol w:w="1234"/>
+            </w:tblGrid>
+            <w:tr>
+              <w:trPr>
+                <w:trHeight w:val="248"/>
+                <w:tblCellSpacing w:w="15" w:type="dxa"/>
+              </w:trPr>
+              <w:tc>
+                <w:tcPr>
+                  <w:tcW w:w="1174" w:type="dxa"/>
+                  <w:vAlign w:val="center"/>
+                  <w:hideMark/>
+                </w:tcPr>
+                <w:p>
+                  <w:pPr>
+                    <w:framePr w:hSpace="180" w:wrap="around" w:vAnchor="text" w:hAnchor="page" w:x="2031" w:y="90"/>
+                    <w:spacing w:after="0" w:line="240" w:lineRule="auto"/>
+                    <w:rPr>
+                      <w:i/>
+                      <w:iCs/>
+                      <w:sz w:val="20"/>
+                      <w:szCs w:val="20"/>
+                    </w:rPr>
+                  </w:pPr>
+                  <w:r>
+                    <w:rPr>
+                      <w:rFonts w:ascii="Segoe UI Emoji" w:hAnsi="Segoe UI Emoji" w:cs="Segoe UI Emoji"/>
+                      <w:i/>
+                      <w:iCs/>
+                      <w:sz w:val="20"/>
+                      <w:szCs w:val="20"/>
+                    </w:rPr>
+                    <w:t>✅</w:t>
+                  </w:r>
+                  <w:r>
+                    <w:rPr>
+                      <w:rFonts w:ascii="Segoe UI Emoji" w:hAnsi="Segoe UI Emoji" w:cs="Segoe UI Emoji"/>
+                      <w:i/>
+                      <w:iCs/>
+                      <w:sz w:val="20"/>
+                      <w:szCs w:val="20"/>
+                    </w:rPr>
+                    <w:t>hi</w:t>
+                  </w:r>
+                  <w:r>
+                    <w:rPr>
+                      <w:i/>
+                      <w:iCs/>
+                      <w:sz w:val="20"/>
+                      <w:szCs w:val="20"/>
+                    </w:rPr>
+                    <w:t>gh</w:t>
+                  </w:r>
+                </w:p>
+              </w:tc>
+            </w:tr>
+          </w:tbl>
+          <w:p>
+            <w:pPr>
+              <w:rPr>
+                <w:i/>
+                <w:iCs/>
+                <w:vanish/>
+                <w:sz w:val="20"/>
+                <w:szCs w:val="20"/>
+              </w:rPr>
+            </w:pPr>
+          </w:p>
+          <w:tbl>
+            <w:tblPr>
+              <w:tblW w:w="125" w:type="dxa"/>
+              <w:tblCellSpacing w:w="15" w:type="dxa"/>
+              <w:tblInd w:w="5" w:type="dxa"/>
+              <w:tblCellMar>
+                <w:top w:w="15" w:type="dxa"/>
+                <w:left w:w="15" w:type="dxa"/>
+                <w:bottom w:w="15" w:type="dxa"/>
+                <w:right w:w="15" w:type="dxa"/>
+              </w:tblCellMar>
+              <w:tblLook w:val="04A0" w:firstRow="1" w:lastRow="0" w:firstColumn="1" w:lastColumn="0" w:noHBand="0" w:noVBand="1"/>
+            </w:tblPr>
+            <w:tblGrid>
+              <w:gridCol w:w="125"/>
+            </w:tblGrid>
+            <w:tr>
+              <w:trPr>
+                <w:trHeight w:val="7"/>
+                <w:tblCellSpacing w:w="15" w:type="dxa"/>
+              </w:trPr>
+              <w:tc>
+                <w:tcPr>
+                  <w:tcW w:w="0" w:type="auto"/>
+                  <w:vAlign w:val="center"/>
+                  <w:hideMark/>
+                </w:tcPr>
+                <w:p>
+                  <w:pPr>
+                    <w:framePr w:hSpace="180" w:wrap="around" w:vAnchor="text" w:hAnchor="page" w:x="2031" w:y="90"/>
                     <w:spacing w:after="0" w:line="240" w:lineRule="auto"/>
                     <w:rPr>
                       <w:i/>
@@ -2678,11 +3096,16 @@
     </w:p>
     <w:p>
       <w:pPr>
-        <w:pStyle w:val="ListParagraph"/>
-        <w:numPr>
-          <w:ilvl w:val="0"/>
-          <w:numId w:val="27"/>
-        </w:numPr>
+        <w:rPr>
+          <w:i/>
+          <w:iCs/>
+          <w:sz w:val="20"/>
+          <w:szCs w:val="20"/>
+        </w:rPr>
+      </w:pPr>
+    </w:p>
+    <w:p>
+      <w:pPr>
         <w:rPr>
           <w:b/>
           <w:bCs/>
@@ -2693,7 +3116,9 @@
           <w:lang w:val="en-US"/>
         </w:rPr>
       </w:pPr>
-      <w:r>
+    </w:p>
+    <w:p>
+      <w:pPr>
         <w:rPr>
           <w:b/>
           <w:bCs/>
@@ -2703,11 +3128,191 @@
           <w:szCs w:val="22"/>
           <w:lang w:val="en-US"/>
         </w:rPr>
-        <w:t>NACL vs Security Group</w:t>
-      </w:r>
+      </w:pPr>
     </w:p>
     <w:p>
       <w:pPr>
+        <w:rPr>
+          <w:b/>
+          <w:bCs/>
+          <w:i/>
+          <w:iCs/>
+          <w:sz w:val="22"/>
+          <w:szCs w:val="22"/>
+          <w:lang w:val="en-US"/>
+        </w:rPr>
+      </w:pPr>
+    </w:p>
+    <w:p>
+      <w:pPr>
+        <w:rPr>
+          <w:b/>
+          <w:bCs/>
+          <w:i/>
+          <w:iCs/>
+          <w:sz w:val="22"/>
+          <w:szCs w:val="22"/>
+          <w:lang w:val="en-US"/>
+        </w:rPr>
+      </w:pPr>
+    </w:p>
+    <w:p>
+      <w:pPr>
+        <w:rPr>
+          <w:b/>
+          <w:bCs/>
+          <w:i/>
+          <w:iCs/>
+          <w:sz w:val="22"/>
+          <w:szCs w:val="22"/>
+          <w:lang w:val="en-US"/>
+        </w:rPr>
+      </w:pPr>
+    </w:p>
+    <w:p>
+      <w:pPr>
+        <w:rPr>
+          <w:b/>
+          <w:bCs/>
+          <w:i/>
+          <w:iCs/>
+          <w:sz w:val="22"/>
+          <w:szCs w:val="22"/>
+          <w:lang w:val="en-US"/>
+        </w:rPr>
+      </w:pPr>
+    </w:p>
+    <w:p>
+      <w:pPr>
+        <w:rPr>
+          <w:b/>
+          <w:bCs/>
+          <w:i/>
+          <w:iCs/>
+          <w:sz w:val="22"/>
+          <w:szCs w:val="22"/>
+          <w:lang w:val="en-US"/>
+        </w:rPr>
+      </w:pPr>
+    </w:p>
+    <w:p>
+      <w:pPr>
+        <w:rPr>
+          <w:b/>
+          <w:bCs/>
+          <w:i/>
+          <w:iCs/>
+          <w:sz w:val="22"/>
+          <w:szCs w:val="22"/>
+          <w:lang w:val="en-US"/>
+        </w:rPr>
+      </w:pPr>
+    </w:p>
+    <w:p>
+      <w:pPr>
+        <w:rPr>
+          <w:b/>
+          <w:bCs/>
+          <w:i/>
+          <w:iCs/>
+          <w:sz w:val="22"/>
+          <w:szCs w:val="22"/>
+          <w:lang w:val="en-US"/>
+        </w:rPr>
+      </w:pPr>
+    </w:p>
+    <w:p>
+      <w:pPr>
+        <w:rPr>
+          <w:b/>
+          <w:bCs/>
+          <w:i/>
+          <w:iCs/>
+          <w:sz w:val="22"/>
+          <w:szCs w:val="22"/>
+          <w:lang w:val="en-US"/>
+        </w:rPr>
+      </w:pPr>
+    </w:p>
+    <w:p>
+      <w:pPr>
+        <w:rPr>
+          <w:b/>
+          <w:bCs/>
+          <w:i/>
+          <w:iCs/>
+          <w:sz w:val="22"/>
+          <w:szCs w:val="22"/>
+          <w:lang w:val="en-US"/>
+        </w:rPr>
+      </w:pPr>
+    </w:p>
+    <w:p>
+      <w:pPr>
+        <w:rPr>
+          <w:b/>
+          <w:bCs/>
+          <w:i/>
+          <w:iCs/>
+          <w:sz w:val="22"/>
+          <w:szCs w:val="22"/>
+          <w:lang w:val="en-US"/>
+        </w:rPr>
+      </w:pPr>
+    </w:p>
+    <w:p>
+      <w:pPr>
+        <w:rPr>
+          <w:b/>
+          <w:bCs/>
+          <w:i/>
+          <w:iCs/>
+          <w:sz w:val="22"/>
+          <w:szCs w:val="22"/>
+          <w:lang w:val="en-US"/>
+        </w:rPr>
+      </w:pPr>
+    </w:p>
+    <w:p>
+      <w:pPr>
+        <w:rPr>
+          <w:b/>
+          <w:bCs/>
+          <w:i/>
+          <w:iCs/>
+          <w:sz w:val="22"/>
+          <w:szCs w:val="22"/>
+          <w:lang w:val="en-US"/>
+        </w:rPr>
+      </w:pPr>
+    </w:p>
+    <w:p>
+      <w:pPr>
+        <w:rPr>
+          <w:b/>
+          <w:bCs/>
+          <w:i/>
+          <w:iCs/>
+          <w:sz w:val="22"/>
+          <w:szCs w:val="22"/>
+          <w:lang w:val="en-US"/>
+        </w:rPr>
+      </w:pPr>
+      <w:r>
+        <w:rPr>
+          <w:b/>
+          <w:bCs/>
+          <w:i/>
+          <w:iCs/>
+          <w:sz w:val="22"/>
+          <w:szCs w:val="22"/>
+          <w:lang w:val="en-US"/>
+        </w:rPr>
+        <w:t>NACL vs Security Group</w:t>
+      </w:r>
+    </w:p>
+    <w:p>
+      <w:pPr>
         <w:ind w:left="360"/>
         <w:rPr>
           <w:i/>
@@ -2725,7 +3330,51 @@
           <w:szCs w:val="20"/>
           <w:lang w:val="en-US"/>
         </w:rPr>
-        <w:t>Both NACLs and Security Groups are used to control network traffic in AWS, but they work at different levels and have different behaviors.</w:t>
+        <w:t xml:space="preserve">Both </w:t>
+      </w:r>
+      <w:r>
+        <w:rPr>
+          <w:b/>
+          <w:bCs/>
+          <w:i/>
+          <w:iCs/>
+          <w:sz w:val="20"/>
+          <w:szCs w:val="20"/>
+          <w:lang w:val="en-US"/>
+        </w:rPr>
+        <w:t>NACLs</w:t>
+      </w:r>
+      <w:r>
+        <w:rPr>
+          <w:i/>
+          <w:iCs/>
+          <w:sz w:val="20"/>
+          <w:szCs w:val="20"/>
+          <w:lang w:val="en-US"/>
+        </w:rPr>
+        <w:t xml:space="preserve"> and </w:t>
+      </w:r>
+      <w:r>
+        <w:rPr>
+          <w:b/>
+          <w:bCs/>
+          <w:i/>
+          <w:iCs/>
+          <w:sz w:val="20"/>
+          <w:szCs w:val="20"/>
+          <w:lang w:val="en-US"/>
+        </w:rPr>
+        <w:t>Security Groups</w:t>
+      </w:r>
+      <w:r>
+        <w:rPr>
+          <w:i/>
+          <w:iCs/>
+          <w:sz w:val="20"/>
+          <w:szCs w:val="20"/>
+          <w:lang w:val="en-US"/>
+        </w:rPr>
+        <w:t xml:space="preserve"> are used to control network traffic in AWS, but they work at different levels and have different behaviors.</w:t>
       </w:r>
     </w:p>
     <w:p>
@@ -2786,7 +3435,11 @@
     </w:p>
     <w:p>
       <w:pPr>
-        <w:ind w:left="360"/>
+        <w:pStyle w:val="ListParagraph"/>
+        <w:numPr>
+          <w:ilvl w:val="0"/>
+          <w:numId w:val="48"/>
+        </w:numPr>
         <w:rPr>
           <w:b/>
           <w:bCs/>
@@ -3069,6 +3722,7 @@
           <w:szCs w:val="20"/>
           <w:lang w:val="en-US"/>
         </w:rPr>
+        <w:lastRenderedPageBreak/>
         <w:t xml:space="preserve">Only allows </w:t>
       </w:r>
       <w:proofErr w:type="gramStart"/>
@@ -3241,6 +3895,18 @@
         </w:rPr>
         <w:t>Fine-grained control over what traffic is allowed to or from a specific instance.</w:t>
       </w:r>
+    </w:p>
+    <w:p>
+      <w:pPr>
+        <w:ind w:left="614"/>
+        <w:rPr>
+          <w:i/>
+          <w:iCs/>
+          <w:sz w:val="20"/>
+          <w:szCs w:val="20"/>
+          <w:lang w:val="en-US"/>
+        </w:rPr>
+      </w:pPr>
     </w:p>
     <w:p>
       <w:pPr>
@@ -3622,23 +4288,6 @@
         </w:rPr>
         <w:t xml:space="preserve"> traffic explicitly.</w:t>
       </w:r>
-    </w:p>
-    <w:p>
-      <w:pPr>
-        <w:ind w:left="360"/>
-        <w:rPr>
-          <w:i/>
-          <w:iCs/>
-          <w:sz w:val="20"/>
-          <w:szCs w:val="20"/>
-          <w:lang w:val="en-US"/>
-        </w:rPr>
-        <w:sectPr>
-          <w:pgSz w:w="11920" w:h="16840"/>
-          <w:pgMar w:top="520" w:right="440" w:bottom="280" w:left="420" w:header="720" w:footer="720" w:gutter="0"/>
-          <w:cols w:space="720"/>
-        </w:sectPr>
-      </w:pPr>
     </w:p>
     <w:p>
       <w:pPr>
@@ -3992,7 +4641,7 @@
         <w:tblLook w:val="04A0" w:firstRow="1" w:lastRow="0" w:firstColumn="1" w:lastColumn="0" w:noHBand="0" w:noVBand="1"/>
       </w:tblPr>
       <w:tblGrid>
-        <w:gridCol w:w="5327"/>
+        <w:gridCol w:w="7405"/>
       </w:tblGrid>
       <w:tr>
         <w:trPr>
@@ -4000,7 +4649,7 @@
         </w:trPr>
         <w:tc>
           <w:tcPr>
-            <w:tcW w:w="0" w:type="auto"/>
+            <w:tcW w:w="7345" w:type="dxa"/>
             <w:vAlign w:val="center"/>
             <w:hideMark/>
           </w:tcPr>
@@ -4180,7 +4829,7 @@
         </w:trPr>
         <w:tc>
           <w:tcPr>
-            <w:tcW w:w="0" w:type="auto"/>
+            <w:tcW w:w="7345" w:type="dxa"/>
             <w:vAlign w:val="center"/>
           </w:tcPr>
           <w:p>
@@ -4203,18 +4852,18 @@
           <w:tbl>
             <w:tblPr>
               <w:tblStyle w:val="TableGrid"/>
-              <w:tblW w:w="0" w:type="auto"/>
+              <w:tblW w:w="7072" w:type="dxa"/>
               <w:tblLook w:val="04A0" w:firstRow="1" w:lastRow="0" w:firstColumn="1" w:lastColumn="0" w:noHBand="0" w:noVBand="1"/>
             </w:tblPr>
             <w:tblGrid>
-              <w:gridCol w:w="1649"/>
-              <w:gridCol w:w="1789"/>
-              <w:gridCol w:w="1789"/>
+              <w:gridCol w:w="1227"/>
+              <w:gridCol w:w="3010"/>
+              <w:gridCol w:w="2835"/>
             </w:tblGrid>
             <w:tr>
               <w:tc>
                 <w:tcPr>
-                  <w:tcW w:w="1649" w:type="dxa"/>
+                  <w:tcW w:w="1227" w:type="dxa"/>
                 </w:tcPr>
                 <w:p>
                   <w:pPr>
@@ -4250,7 +4899,7 @@
               </w:tc>
               <w:tc>
                 <w:tcPr>
-                  <w:tcW w:w="1650" w:type="dxa"/>
+                  <w:tcW w:w="3010" w:type="dxa"/>
                 </w:tcPr>
                 <w:tbl>
                   <w:tblPr>
@@ -4265,7 +4914,7 @@
                     <w:tblLook w:val="04A0" w:firstRow="1" w:lastRow="0" w:firstColumn="1" w:lastColumn="0" w:noHBand="0" w:noVBand="1"/>
                   </w:tblPr>
                   <w:tblGrid>
-                    <w:gridCol w:w="1352"/>
+                    <w:gridCol w:w="1043"/>
                   </w:tblGrid>
                   <w:tr>
                     <w:trPr>
@@ -4393,7 +5042,7 @@
               </w:tc>
               <w:tc>
                 <w:tcPr>
-                  <w:tcW w:w="1650" w:type="dxa"/>
+                  <w:tcW w:w="2835" w:type="dxa"/>
                 </w:tcPr>
                 <w:tbl>
                   <w:tblPr>
@@ -4408,7 +5057,7 @@
                     <w:tblLook w:val="04A0" w:firstRow="1" w:lastRow="0" w:firstColumn="1" w:lastColumn="0" w:noHBand="0" w:noVBand="1"/>
                   </w:tblPr>
                   <w:tblGrid>
-                    <w:gridCol w:w="1573"/>
+                    <w:gridCol w:w="1043"/>
                   </w:tblGrid>
                   <w:tr>
                     <w:trPr>
@@ -4539,13 +5188,15 @@
             <w:tr>
               <w:tc>
                 <w:tcPr>
-                  <w:tcW w:w="1649" w:type="dxa"/>
+                  <w:tcW w:w="1227" w:type="dxa"/>
                   <w:vAlign w:val="center"/>
                 </w:tcPr>
                 <w:p>
                   <w:pPr>
                     <w:rPr>
                       <w:rFonts w:ascii="Times New Roman" w:eastAsia="Times New Roman" w:hAnsi="Times New Roman" w:cs="Times New Roman"/>
+                      <w:b/>
+                      <w:bCs/>
                       <w:kern w:val="0"/>
                       <w:sz w:val="20"/>
                       <w:szCs w:val="20"/>
@@ -4555,6 +5206,8 @@
                   </w:pPr>
                   <w:r>
                     <w:rPr>
+                      <w:b/>
+                      <w:bCs/>
                       <w:sz w:val="20"/>
                       <w:szCs w:val="20"/>
                     </w:rPr>
@@ -4564,7 +5217,7 @@
               </w:tc>
               <w:tc>
                 <w:tcPr>
-                  <w:tcW w:w="1650" w:type="dxa"/>
+                  <w:tcW w:w="3010" w:type="dxa"/>
                 </w:tcPr>
                 <w:p>
                   <w:pPr>
@@ -4594,7 +5247,7 @@
               </w:tc>
               <w:tc>
                 <w:tcPr>
-                  <w:tcW w:w="1650" w:type="dxa"/>
+                  <w:tcW w:w="2835" w:type="dxa"/>
                 </w:tcPr>
                 <w:p>
                   <w:pPr>
@@ -4626,7 +5279,7 @@
             <w:tr>
               <w:tc>
                 <w:tcPr>
-                  <w:tcW w:w="1649" w:type="dxa"/>
+                  <w:tcW w:w="1227" w:type="dxa"/>
                 </w:tcPr>
                 <w:p>
                   <w:pPr>
@@ -4660,7 +5313,7 @@
               </w:tc>
               <w:tc>
                 <w:tcPr>
-                  <w:tcW w:w="1650" w:type="dxa"/>
+                  <w:tcW w:w="3010" w:type="dxa"/>
                 </w:tcPr>
                 <w:p>
                   <w:pPr>
@@ -4701,7 +5354,7 @@
               </w:tc>
               <w:tc>
                 <w:tcPr>
-                  <w:tcW w:w="1650" w:type="dxa"/>
+                  <w:tcW w:w="2835" w:type="dxa"/>
                 </w:tcPr>
                 <w:p>
                   <w:pPr>
@@ -4744,7 +5397,7 @@
             <w:tr>
               <w:tc>
                 <w:tcPr>
-                  <w:tcW w:w="1649" w:type="dxa"/>
+                  <w:tcW w:w="1227" w:type="dxa"/>
                 </w:tcPr>
                 <w:p>
                   <w:pPr>
@@ -4776,7 +5429,7 @@
               </w:tc>
               <w:tc>
                 <w:tcPr>
-                  <w:tcW w:w="1650" w:type="dxa"/>
+                  <w:tcW w:w="3010" w:type="dxa"/>
                 </w:tcPr>
                 <w:p>
                   <w:pPr>
@@ -4826,7 +5479,7 @@
               </w:tc>
               <w:tc>
                 <w:tcPr>
-                  <w:tcW w:w="1650" w:type="dxa"/>
+                  <w:tcW w:w="2835" w:type="dxa"/>
                 </w:tcPr>
                 <w:p>
                   <w:pPr>
@@ -4889,7 +5542,7 @@
             <w:tr>
               <w:tc>
                 <w:tcPr>
-                  <w:tcW w:w="1649" w:type="dxa"/>
+                  <w:tcW w:w="1227" w:type="dxa"/>
                 </w:tcPr>
                 <w:p>
                   <w:pPr>
@@ -4921,7 +5574,7 @@
               </w:tc>
               <w:tc>
                 <w:tcPr>
-                  <w:tcW w:w="1650" w:type="dxa"/>
+                  <w:tcW w:w="3010" w:type="dxa"/>
                 </w:tcPr>
                 <w:p>
                   <w:pPr>
@@ -4971,7 +5624,7 @@
               </w:tc>
               <w:tc>
                 <w:tcPr>
-                  <w:tcW w:w="1650" w:type="dxa"/>
+                  <w:tcW w:w="2835" w:type="dxa"/>
                 </w:tcPr>
                 <w:p>
                   <w:pPr>
@@ -5023,7 +5676,7 @@
             <w:tr>
               <w:tc>
                 <w:tcPr>
-                  <w:tcW w:w="1649" w:type="dxa"/>
+                  <w:tcW w:w="1227" w:type="dxa"/>
                 </w:tcPr>
                 <w:p>
                   <w:pPr>
@@ -5055,7 +5708,7 @@
               </w:tc>
               <w:tc>
                 <w:tcPr>
-                  <w:tcW w:w="1650" w:type="dxa"/>
+                  <w:tcW w:w="3010" w:type="dxa"/>
                 </w:tcPr>
                 <w:p>
                   <w:pPr>
@@ -5085,7 +5738,7 @@
               </w:tc>
               <w:tc>
                 <w:tcPr>
-                  <w:tcW w:w="1650" w:type="dxa"/>
+                  <w:tcW w:w="2835" w:type="dxa"/>
                 </w:tcPr>
                 <w:p>
                   <w:pPr>
@@ -5148,25 +5801,19 @@
     </w:p>
     <w:p>
       <w:pPr>
-        <w:ind w:left="360"/>
+        <w:pStyle w:val="Heading1"/>
         <w:jc w:val="center"/>
         <w:rPr>
-          <w:b/>
-          <w:bCs/>
-          <w:i/>
-          <w:iCs/>
-          <w:sz w:val="20"/>
-          <w:szCs w:val="20"/>
-        </w:rPr>
-      </w:pPr>
-      <w:r>
-        <w:rPr>
-          <w:b/>
-          <w:bCs/>
-          <w:i/>
-          <w:iCs/>
-          <w:sz w:val="20"/>
-          <w:szCs w:val="20"/>
+          <w:rFonts w:ascii="Algerian" w:hAnsi="Algerian"/>
+          <w:sz w:val="24"/>
+          <w:szCs w:val="24"/>
+        </w:rPr>
+      </w:pPr>
+      <w:r>
+        <w:rPr>
+          <w:rFonts w:ascii="Algerian" w:hAnsi="Algerian"/>
+          <w:sz w:val="24"/>
+          <w:szCs w:val="24"/>
         </w:rPr>
         <w:t>[General Interview Questions]</w:t>
       </w:r>
@@ -5276,16 +5923,7 @@
           <w:sz w:val="20"/>
           <w:szCs w:val="20"/>
         </w:rPr>
-        <w:t xml:space="preserve">Q2. </w:t>
-      </w:r>
-      <w:r>
-        <w:rPr>
-          <w:b/>
-          <w:bCs/>
-          <w:sz w:val="20"/>
-          <w:szCs w:val="20"/>
-        </w:rPr>
-        <w:t xml:space="preserve">Why would you use multiple ENIs with an EC2 instance? </w:t>
+        <w:t xml:space="preserve">Q2. Why would you use multiple ENIs with an EC2 instance? </w:t>
       </w:r>
     </w:p>
     <w:p>
@@ -5428,6 +6066,7 @@
           <w:sz w:val="20"/>
           <w:szCs w:val="20"/>
         </w:rPr>
+        <w:lastRenderedPageBreak/>
         <w:t>Elastic IP is a static public IP address that can be attached to an EC2. Useful for persistent access even if the instance is stopped or replaced.</w:t>
       </w:r>
     </w:p>
@@ -5448,16 +6087,7 @@
           <w:sz w:val="20"/>
           <w:szCs w:val="20"/>
         </w:rPr>
-        <w:t xml:space="preserve">Q4. </w:t>
-      </w:r>
-      <w:r>
-        <w:rPr>
-          <w:b/>
-          <w:bCs/>
-          <w:sz w:val="20"/>
-          <w:szCs w:val="20"/>
-        </w:rPr>
-        <w:t xml:space="preserve">Can you attach an Elastic IP to a secondary ENI? </w:t>
+        <w:t xml:space="preserve">Q4. Can you attach an Elastic IP to a secondary ENI? </w:t>
       </w:r>
     </w:p>
     <w:p>
@@ -5544,7 +6174,23 @@
           <w:sz w:val="20"/>
           <w:szCs w:val="20"/>
         </w:rPr>
-        <w:t xml:space="preserve"> – EC2s placed close together for low latency </w:t>
+        <w:t xml:space="preserve"> – EC2s placed close together for </w:t>
+      </w:r>
+      <w:r>
+        <w:rPr>
+          <w:b/>
+          <w:bCs/>
+          <w:sz w:val="20"/>
+          <w:szCs w:val="20"/>
+        </w:rPr>
+        <w:t>low</w:t>
+      </w:r>
+      <w:r>
+        <w:rPr>
+          <w:sz w:val="20"/>
+          <w:szCs w:val="20"/>
+        </w:rPr>
+        <w:t xml:space="preserve"> latency </w:t>
       </w:r>
     </w:p>
     <w:p>
@@ -5573,8 +6219,24 @@
           <w:sz w:val="20"/>
           <w:szCs w:val="20"/>
         </w:rPr>
-        <w:t xml:space="preserve"> – EC2s spread across AZs for high availability </w:t>
-      </w:r>
+        <w:t xml:space="preserve"> – EC2s spread across AZs </w:t>
+      </w:r>
+      <w:proofErr w:type="gramStart"/>
+      <w:r>
+        <w:rPr>
+          <w:sz w:val="20"/>
+          <w:szCs w:val="20"/>
+        </w:rPr>
+        <w:t xml:space="preserve">for </w:t>
+      </w:r>
+      <w:r>
+        <w:rPr>
+          <w:sz w:val="20"/>
+          <w:szCs w:val="20"/>
+        </w:rPr>
+        <w:t xml:space="preserve"> \</w:t>
+      </w:r>
+      <w:proofErr w:type="gramEnd"/>
     </w:p>
     <w:p>
       <w:pPr>
@@ -5595,6 +6257,51 @@
           <w:sz w:val="20"/>
           <w:szCs w:val="20"/>
         </w:rPr>
+        <w:t>9</w:t>
+      </w:r>
+      <w:r>
+        <w:rPr>
+          <w:sz w:val="20"/>
+          <w:szCs w:val="20"/>
+        </w:rPr>
+        <w:t xml:space="preserve"> </w:t>
+      </w:r>
+      <w:proofErr w:type="gramStart"/>
+      <w:r>
+        <w:rPr>
+          <w:sz w:val="20"/>
+          <w:szCs w:val="20"/>
+        </w:rPr>
+        <w:t>availability</w:t>
+      </w:r>
+      <w:proofErr w:type="gramEnd"/>
+      <w:r>
+        <w:rPr>
+          <w:sz w:val="20"/>
+          <w:szCs w:val="20"/>
+        </w:rPr>
+        <w:t xml:space="preserve"> </w:t>
+      </w:r>
+    </w:p>
+    <w:p>
+      <w:pPr>
+        <w:pStyle w:val="ListParagraph"/>
+        <w:numPr>
+          <w:ilvl w:val="0"/>
+          <w:numId w:val="40"/>
+        </w:numPr>
+        <w:rPr>
+          <w:sz w:val="20"/>
+          <w:szCs w:val="20"/>
+        </w:rPr>
+      </w:pPr>
+      <w:r>
+        <w:rPr>
+          <w:b/>
+          <w:bCs/>
+          <w:sz w:val="20"/>
+          <w:szCs w:val="20"/>
+        </w:rPr>
         <w:t>Partition</w:t>
       </w:r>
       <w:r>
@@ -5611,6 +6318,15 @@
         </w:rPr>
         <w:t>.</w:t>
       </w:r>
+    </w:p>
+    <w:p>
+      <w:pPr>
+        <w:pStyle w:val="ListParagraph"/>
+        <w:rPr>
+          <w:sz w:val="20"/>
+          <w:szCs w:val="20"/>
+        </w:rPr>
+      </w:pPr>
     </w:p>
     <w:p>
       <w:pPr>
@@ -5764,43 +6480,7 @@
           <w:sz w:val="20"/>
           <w:szCs w:val="20"/>
         </w:rPr>
-        <w:t>How are NACLs and Security Groups di</w:t>
-      </w:r>
-      <w:r>
-        <w:rPr>
-          <w:b/>
-          <w:bCs/>
-          <w:sz w:val="20"/>
-          <w:szCs w:val="20"/>
-        </w:rPr>
-        <w:t>ff</w:t>
-      </w:r>
-      <w:r>
-        <w:rPr>
-          <w:b/>
-          <w:bCs/>
-          <w:sz w:val="20"/>
-          <w:szCs w:val="20"/>
-        </w:rPr>
-        <w:t>eren</w:t>
-      </w:r>
-      <w:r>
-        <w:rPr>
-          <w:b/>
-          <w:bCs/>
-          <w:sz w:val="20"/>
-          <w:szCs w:val="20"/>
-        </w:rPr>
-        <w:t>ce</w:t>
-      </w:r>
-      <w:r>
-        <w:rPr>
-          <w:b/>
-          <w:bCs/>
-          <w:sz w:val="20"/>
-          <w:szCs w:val="20"/>
-        </w:rPr>
-        <w:t xml:space="preserve"> in terms of scope?</w:t>
+        <w:t>How are NACLs and Security Groups difference in terms of scope?</w:t>
       </w:r>
     </w:p>
     <w:p>
@@ -5850,43 +6530,7 @@
           <w:sz w:val="20"/>
           <w:szCs w:val="20"/>
         </w:rPr>
-        <w:t xml:space="preserve"> di</w:t>
-      </w:r>
-      <w:r>
-        <w:rPr>
-          <w:b/>
-          <w:bCs/>
-          <w:sz w:val="20"/>
-          <w:szCs w:val="20"/>
-        </w:rPr>
-        <w:t>ff</w:t>
-      </w:r>
-      <w:r>
-        <w:rPr>
-          <w:b/>
-          <w:bCs/>
-          <w:sz w:val="20"/>
-          <w:szCs w:val="20"/>
-        </w:rPr>
-        <w:t>er</w:t>
-      </w:r>
-      <w:r>
-        <w:rPr>
-          <w:b/>
-          <w:bCs/>
-          <w:sz w:val="20"/>
-          <w:szCs w:val="20"/>
-        </w:rPr>
-        <w:t>ence</w:t>
-      </w:r>
-      <w:r>
-        <w:rPr>
-          <w:b/>
-          <w:bCs/>
-          <w:sz w:val="20"/>
-          <w:szCs w:val="20"/>
-        </w:rPr>
-        <w:t xml:space="preserve"> between SG and NACL?</w:t>
+        <w:t xml:space="preserve"> difference between SG and NACL?</w:t>
       </w:r>
     </w:p>
     <w:p>
@@ -5982,16 +6626,7 @@
           <w:sz w:val="20"/>
           <w:szCs w:val="20"/>
         </w:rPr>
-        <w:t xml:space="preserve">Q10. </w:t>
-      </w:r>
-      <w:r>
-        <w:rPr>
-          <w:b/>
-          <w:bCs/>
-          <w:sz w:val="20"/>
-          <w:szCs w:val="20"/>
-        </w:rPr>
-        <w:t>How does cluster placement group improve performance?</w:t>
+        <w:t>Q10. How does cluster placement group improve performance?</w:t>
       </w:r>
     </w:p>
     <w:p>
@@ -6011,17 +6646,99 @@
           <w:sz w:val="20"/>
           <w:szCs w:val="20"/>
         </w:rPr>
-        <w:t>Instances are placed in the same AZ on physically close hardware, which improves network throughput and low latency.</w:t>
+        <w:t xml:space="preserve">Instances are </w:t>
+      </w:r>
+      <w:r>
+        <w:rPr>
+          <w:b/>
+          <w:bCs/>
+          <w:sz w:val="20"/>
+          <w:szCs w:val="20"/>
+        </w:rPr>
+        <w:t>placed</w:t>
+      </w:r>
+      <w:r>
+        <w:rPr>
+          <w:sz w:val="20"/>
+          <w:szCs w:val="20"/>
+        </w:rPr>
+        <w:t xml:space="preserve"> in the </w:t>
+      </w:r>
+      <w:r>
+        <w:rPr>
+          <w:b/>
+          <w:bCs/>
+          <w:sz w:val="20"/>
+          <w:szCs w:val="20"/>
+        </w:rPr>
+        <w:t>same AZ</w:t>
+      </w:r>
+      <w:r>
+        <w:rPr>
+          <w:sz w:val="20"/>
+          <w:szCs w:val="20"/>
+        </w:rPr>
+        <w:t xml:space="preserve"> on physically close hardware, which improves network throughput and low latency.</w:t>
       </w:r>
     </w:p>
     <w:sectPr>
       <w:pgSz w:w="11906" w:h="16838"/>
-      <w:pgMar w:top="1440" w:right="1440" w:bottom="1440" w:left="1440" w:header="708" w:footer="708" w:gutter="0"/>
-      <w:cols w:space="708"/>
+      <w:pgMar w:top="720" w:right="720" w:bottom="720" w:left="720" w:header="708" w:footer="708" w:gutter="0"/>
+      <w:cols w:space="720"/>
       <w:docGrid w:linePitch="360"/>
     </w:sectPr>
   </w:body>
 </w:document>
+</file>
+
+<file path=word/endnotes.xml><?xml version="1.0" encoding="utf-8"?>
+<w:endnotes xmlns:wpc="http://schemas.microsoft.com/office/word/2010/wordprocessingCanvas" xmlns:cx="http://schemas.microsoft.com/office/drawing/2014/chartex" xmlns:cx1="http://schemas.microsoft.com/office/drawing/2015/9/8/chartex" xmlns:cx2="http://schemas.microsoft.com/office/drawing/2015/10/21/chartex" xmlns:cx3="http://schemas.microsoft.com/office/drawing/2016/5/9/chartex" xmlns:cx4="http://schemas.microsoft.com/office/drawing/2016/5/10/chartex" xmlns:cx5="http://schemas.microsoft.com/office/drawing/2016/5/11/chartex" xmlns:cx6="http://schemas.microsoft.com/office/drawing/2016/5/12/chartex" xmlns:cx7="http://schemas.microsoft.com/office/drawing/2016/5/13/chartex" xmlns:cx8="http://schemas.microsoft.com/office/drawing/2016/5/14/chartex" xmlns:mc="http://schemas.openxmlformats.org/markup-compatibility/2006" xmlns:aink="http://schemas.microsoft.com/office/drawing/2016/ink" xmlns:am3d="http://schemas.microsoft.com/office/drawing/2017/model3d" xmlns:o="urn:schemas-microsoft-com:office:office" xmlns:oel="http://schemas.microsoft.com/office/2019/extlst" xmlns:r="http://schemas.openxmlformats.org/officeDocument/2006/relationships" xmlns:m="http://schemas.openxmlformats.org/officeDocument/2006/math" xmlns:v="urn:schemas-microsoft-com:vml" xmlns:wp14="http://schemas.microsoft.com/office/word/2010/wordprocessingDrawing" xmlns:wp="http://schemas.openxmlformats.org/drawingml/2006/wordprocessingDrawing" xmlns:w10="urn:schemas-microsoft-com:office:word" xmlns:w="http://schemas.openxmlformats.org/wordprocessingml/2006/main" xmlns:w14="http://schemas.microsoft.com/office/word/2010/wordml" xmlns:w15="http://schemas.microsoft.com/office/word/2012/wordml" xmlns:w16cex="http://schemas.microsoft.com/office/word/2018/wordml/cex" xmlns:w16cid="http://schemas.microsoft.com/office/word/2016/wordml/cid" xmlns:w16="http://schemas.microsoft.com/office/word/2018/wordml" xmlns:w16du="http://schemas.microsoft.com/office/word/2023/wordml/word16du" xmlns:w16sdtdh="http://schemas.microsoft.com/office/word/2020/wordml/sdtdatahash" xmlns:w16sdtfl="http://schemas.microsoft.com/office/word/2024/wordml/sdtformatlock" xmlns:w16se="http://schemas.microsoft.com/office/word/2015/wordml/symex" xmlns:wpg="http://schemas.microsoft.com/office/word/2010/wordprocessingGroup" xmlns:wpi="http://schemas.microsoft.com/office/word/2010/wordprocessingInk" xmlns:wne="http://schemas.microsoft.com/office/word/2006/wordml" xmlns:wps="http://schemas.microsoft.com/office/word/2010/wordprocessingShape" mc:Ignorable="w14 w15 w16se w16cid w16 w16cex w16sdtdh w16sdtfl w16du wp14">
+  <w:endnote w:type="separator" w:id="-1">
+    <w:p>
+      <w:pPr>
+        <w:spacing w:after="0" w:line="240" w:lineRule="auto"/>
+      </w:pPr>
+      <w:r>
+        <w:separator/>
+      </w:r>
+    </w:p>
+  </w:endnote>
+  <w:endnote w:type="continuationSeparator" w:id="0">
+    <w:p>
+      <w:pPr>
+        <w:spacing w:after="0" w:line="240" w:lineRule="auto"/>
+      </w:pPr>
+      <w:r>
+        <w:continuationSeparator/>
+      </w:r>
+    </w:p>
+  </w:endnote>
+</w:endnotes>
+</file>
+
+<file path=word/footnotes.xml><?xml version="1.0" encoding="utf-8"?>
+<w:footnotes xmlns:wpc="http://schemas.microsoft.com/office/word/2010/wordprocessingCanvas" xmlns:cx="http://schemas.microsoft.com/office/drawing/2014/chartex" xmlns:cx1="http://schemas.microsoft.com/office/drawing/2015/9/8/chartex" xmlns:cx2="http://schemas.microsoft.com/office/drawing/2015/10/21/chartex" xmlns:cx3="http://schemas.microsoft.com/office/drawing/2016/5/9/chartex" xmlns:cx4="http://schemas.microsoft.com/office/drawing/2016/5/10/chartex" xmlns:cx5="http://schemas.microsoft.com/office/drawing/2016/5/11/chartex" xmlns:cx6="http://schemas.microsoft.com/office/drawing/2016/5/12/chartex" xmlns:cx7="http://schemas.microsoft.com/office/drawing/2016/5/13/chartex" xmlns:cx8="http://schemas.microsoft.com/office/drawing/2016/5/14/chartex" xmlns:mc="http://schemas.openxmlformats.org/markup-compatibility/2006" xmlns:aink="http://schemas.microsoft.com/office/drawing/2016/ink" xmlns:am3d="http://schemas.microsoft.com/office/drawing/2017/model3d" xmlns:o="urn:schemas-microsoft-com:office:office" xmlns:oel="http://schemas.microsoft.com/office/2019/extlst" xmlns:r="http://schemas.openxmlformats.org/officeDocument/2006/relationships" xmlns:m="http://schemas.openxmlformats.org/officeDocument/2006/math" xmlns:v="urn:schemas-microsoft-com:vml" xmlns:wp14="http://schemas.microsoft.com/office/word/2010/wordprocessingDrawing" xmlns:wp="http://schemas.openxmlformats.org/drawingml/2006/wordprocessingDrawing" xmlns:w10="urn:schemas-microsoft-com:office:word" xmlns:w="http://schemas.openxmlformats.org/wordprocessingml/2006/main" xmlns:w14="http://schemas.microsoft.com/office/word/2010/wordml" xmlns:w15="http://schemas.microsoft.com/office/word/2012/wordml" xmlns:w16cex="http://schemas.microsoft.com/office/word/2018/wordml/cex" xmlns:w16cid="http://schemas.microsoft.com/office/word/2016/wordml/cid" xmlns:w16="http://schemas.microsoft.com/office/word/2018/wordml" xmlns:w16du="http://schemas.microsoft.com/office/word/2023/wordml/word16du" xmlns:w16sdtdh="http://schemas.microsoft.com/office/word/2020/wordml/sdtdatahash" xmlns:w16sdtfl="http://schemas.microsoft.com/office/word/2024/wordml/sdtformatlock" xmlns:w16se="http://schemas.microsoft.com/office/word/2015/wordml/symex" xmlns:wpg="http://schemas.microsoft.com/office/word/2010/wordprocessingGroup" xmlns:wpi="http://schemas.microsoft.com/office/word/2010/wordprocessingInk" xmlns:wne="http://schemas.microsoft.com/office/word/2006/wordml" xmlns:wps="http://schemas.microsoft.com/office/word/2010/wordprocessingShape" mc:Ignorable="w14 w15 w16se w16cid w16 w16cex w16sdtdh w16sdtfl w16du wp14">
+  <w:footnote w:type="separator" w:id="-1">
+    <w:p>
+      <w:pPr>
+        <w:spacing w:after="0" w:line="240" w:lineRule="auto"/>
+      </w:pPr>
+      <w:r>
+        <w:separator/>
+      </w:r>
+    </w:p>
+  </w:footnote>
+  <w:footnote w:type="continuationSeparator" w:id="0">
+    <w:p>
+      <w:pPr>
+        <w:spacing w:after="0" w:line="240" w:lineRule="auto"/>
+      </w:pPr>
+      <w:r>
+        <w:continuationSeparator/>
+      </w:r>
+    </w:p>
+  </w:footnote>
+</w:footnotes>
 </file>
 
 <file path=word/numbering.xml><?xml version="1.0" encoding="utf-8"?>
@@ -6592,6 +7309,119 @@
     </w:lvl>
   </w:abstractNum>
   <w:abstractNum w:abstractNumId="5" w15:restartNumberingAfterBreak="0">
+    <w:nsid w:val="0C6B1DBE"/>
+    <w:multiLevelType w:val="hybridMultilevel"/>
+    <w:tmpl w:val="8EAC0262"/>
+    <w:lvl w:ilvl="0" w:tplc="4009000B">
+      <w:start w:val="1"/>
+      <w:numFmt w:val="bullet"/>
+      <w:lvlText w:val=""/>
+      <w:lvlJc w:val="left"/>
+      <w:pPr>
+        <w:ind w:left="643" w:hanging="360"/>
+      </w:pPr>
+      <w:rPr>
+        <w:rFonts w:ascii="Wingdings" w:hAnsi="Wingdings" w:hint="default"/>
+      </w:rPr>
+    </w:lvl>
+    <w:lvl w:ilvl="1" w:tplc="FFFFFFFF" w:tentative="1">
+      <w:start w:val="1"/>
+      <w:numFmt w:val="bullet"/>
+      <w:lvlText w:val="o"/>
+      <w:lvlJc w:val="left"/>
+      <w:pPr>
+        <w:ind w:left="1363" w:hanging="360"/>
+      </w:pPr>
+      <w:rPr>
+        <w:rFonts w:ascii="Courier New" w:hAnsi="Courier New" w:cs="Courier New" w:hint="default"/>
+      </w:rPr>
+    </w:lvl>
+    <w:lvl w:ilvl="2" w:tplc="FFFFFFFF" w:tentative="1">
+      <w:start w:val="1"/>
+      <w:numFmt w:val="bullet"/>
+      <w:lvlText w:val=""/>
+      <w:lvlJc w:val="left"/>
+      <w:pPr>
+        <w:ind w:left="2083" w:hanging="360"/>
+      </w:pPr>
+      <w:rPr>
+        <w:rFonts w:ascii="Wingdings" w:hAnsi="Wingdings" w:hint="default"/>
+      </w:rPr>
+    </w:lvl>
+    <w:lvl w:ilvl="3" w:tplc="FFFFFFFF" w:tentative="1">
+      <w:start w:val="1"/>
+      <w:numFmt w:val="bullet"/>
+      <w:lvlText w:val=""/>
+      <w:lvlJc w:val="left"/>
+      <w:pPr>
+        <w:ind w:left="2803" w:hanging="360"/>
+      </w:pPr>
+      <w:rPr>
+        <w:rFonts w:ascii="Symbol" w:hAnsi="Symbol" w:hint="default"/>
+      </w:rPr>
+    </w:lvl>
+    <w:lvl w:ilvl="4" w:tplc="FFFFFFFF" w:tentative="1">
+      <w:start w:val="1"/>
+      <w:numFmt w:val="bullet"/>
+      <w:lvlText w:val="o"/>
+      <w:lvlJc w:val="left"/>
+      <w:pPr>
+        <w:ind w:left="3523" w:hanging="360"/>
+      </w:pPr>
+      <w:rPr>
+        <w:rFonts w:ascii="Courier New" w:hAnsi="Courier New" w:cs="Courier New" w:hint="default"/>
+      </w:rPr>
+    </w:lvl>
+    <w:lvl w:ilvl="5" w:tplc="FFFFFFFF" w:tentative="1">
+      <w:start w:val="1"/>
+      <w:numFmt w:val="bullet"/>
+      <w:lvlText w:val=""/>
+      <w:lvlJc w:val="left"/>
+      <w:pPr>
+        <w:ind w:left="4243" w:hanging="360"/>
+      </w:pPr>
+      <w:rPr>
+        <w:rFonts w:ascii="Wingdings" w:hAnsi="Wingdings" w:hint="default"/>
+      </w:rPr>
+    </w:lvl>
+    <w:lvl w:ilvl="6" w:tplc="FFFFFFFF" w:tentative="1">
+      <w:start w:val="1"/>
+      <w:numFmt w:val="bullet"/>
+      <w:lvlText w:val=""/>
+      <w:lvlJc w:val="left"/>
+      <w:pPr>
+        <w:ind w:left="4963" w:hanging="360"/>
+      </w:pPr>
+      <w:rPr>
+        <w:rFonts w:ascii="Symbol" w:hAnsi="Symbol" w:hint="default"/>
+      </w:rPr>
+    </w:lvl>
+    <w:lvl w:ilvl="7" w:tplc="FFFFFFFF" w:tentative="1">
+      <w:start w:val="1"/>
+      <w:numFmt w:val="bullet"/>
+      <w:lvlText w:val="o"/>
+      <w:lvlJc w:val="left"/>
+      <w:pPr>
+        <w:ind w:left="5683" w:hanging="360"/>
+      </w:pPr>
+      <w:rPr>
+        <w:rFonts w:ascii="Courier New" w:hAnsi="Courier New" w:cs="Courier New" w:hint="default"/>
+      </w:rPr>
+    </w:lvl>
+    <w:lvl w:ilvl="8" w:tplc="FFFFFFFF" w:tentative="1">
+      <w:start w:val="1"/>
+      <w:numFmt w:val="bullet"/>
+      <w:lvlText w:val=""/>
+      <w:lvlJc w:val="left"/>
+      <w:pPr>
+        <w:ind w:left="6403" w:hanging="360"/>
+      </w:pPr>
+      <w:rPr>
+        <w:rFonts w:ascii="Wingdings" w:hAnsi="Wingdings" w:hint="default"/>
+      </w:rPr>
+    </w:lvl>
+  </w:abstractNum>
+  <w:abstractNum w:abstractNumId="6" w15:restartNumberingAfterBreak="0">
     <w:nsid w:val="0FC228CF"/>
     <w:multiLevelType w:val="hybridMultilevel"/>
     <w:tmpl w:val="9B50FA96"/>
@@ -6704,7 +7534,7 @@
       </w:rPr>
     </w:lvl>
   </w:abstractNum>
-  <w:abstractNum w:abstractNumId="6" w15:restartNumberingAfterBreak="0">
+  <w:abstractNum w:abstractNumId="7" w15:restartNumberingAfterBreak="0">
     <w:nsid w:val="19010000"/>
     <w:multiLevelType w:val="multilevel"/>
     <w:tmpl w:val="3E247664"/>
@@ -6821,7 +7651,7 @@
       </w:pPr>
     </w:lvl>
   </w:abstractNum>
-  <w:abstractNum w:abstractNumId="7" w15:restartNumberingAfterBreak="0">
+  <w:abstractNum w:abstractNumId="8" w15:restartNumberingAfterBreak="0">
     <w:nsid w:val="1D143E11"/>
     <w:multiLevelType w:val="hybridMultilevel"/>
     <w:tmpl w:val="1DCEDEA6"/>
@@ -6934,7 +7764,7 @@
       </w:rPr>
     </w:lvl>
   </w:abstractNum>
-  <w:abstractNum w:abstractNumId="8" w15:restartNumberingAfterBreak="0">
+  <w:abstractNum w:abstractNumId="9" w15:restartNumberingAfterBreak="0">
     <w:nsid w:val="26135919"/>
     <w:multiLevelType w:val="hybridMultilevel"/>
     <w:tmpl w:val="C6BA7284"/>
@@ -7047,7 +7877,7 @@
       </w:rPr>
     </w:lvl>
   </w:abstractNum>
-  <w:abstractNum w:abstractNumId="9" w15:restartNumberingAfterBreak="0">
+  <w:abstractNum w:abstractNumId="10" w15:restartNumberingAfterBreak="0">
     <w:nsid w:val="2D780947"/>
     <w:multiLevelType w:val="hybridMultilevel"/>
     <w:tmpl w:val="52168266"/>
@@ -7160,7 +7990,7 @@
       </w:rPr>
     </w:lvl>
   </w:abstractNum>
-  <w:abstractNum w:abstractNumId="10" w15:restartNumberingAfterBreak="0">
+  <w:abstractNum w:abstractNumId="11" w15:restartNumberingAfterBreak="0">
     <w:nsid w:val="31803E11"/>
     <w:multiLevelType w:val="hybridMultilevel"/>
     <w:tmpl w:val="96B63A8E"/>
@@ -7273,7 +8103,7 @@
       </w:rPr>
     </w:lvl>
   </w:abstractNum>
-  <w:abstractNum w:abstractNumId="11" w15:restartNumberingAfterBreak="0">
+  <w:abstractNum w:abstractNumId="12" w15:restartNumberingAfterBreak="0">
     <w:nsid w:val="31F82D9F"/>
     <w:multiLevelType w:val="hybridMultilevel"/>
     <w:tmpl w:val="DD7EBDB4"/>
@@ -7386,7 +8216,7 @@
       </w:rPr>
     </w:lvl>
   </w:abstractNum>
-  <w:abstractNum w:abstractNumId="12" w15:restartNumberingAfterBreak="0">
+  <w:abstractNum w:abstractNumId="13" w15:restartNumberingAfterBreak="0">
     <w:nsid w:val="36C97EEA"/>
     <w:multiLevelType w:val="hybridMultilevel"/>
     <w:tmpl w:val="5424828C"/>
@@ -7499,7 +8329,120 @@
       </w:rPr>
     </w:lvl>
   </w:abstractNum>
-  <w:abstractNum w:abstractNumId="13" w15:restartNumberingAfterBreak="0">
+  <w:abstractNum w:abstractNumId="14" w15:restartNumberingAfterBreak="0">
+    <w:nsid w:val="38B07EF2"/>
+    <w:multiLevelType w:val="hybridMultilevel"/>
+    <w:tmpl w:val="BF2A5F20"/>
+    <w:lvl w:ilvl="0" w:tplc="4009000B">
+      <w:start w:val="1"/>
+      <w:numFmt w:val="bullet"/>
+      <w:lvlText w:val=""/>
+      <w:lvlJc w:val="left"/>
+      <w:pPr>
+        <w:ind w:left="360" w:hanging="360"/>
+      </w:pPr>
+      <w:rPr>
+        <w:rFonts w:ascii="Wingdings" w:hAnsi="Wingdings" w:hint="default"/>
+      </w:rPr>
+    </w:lvl>
+    <w:lvl w:ilvl="1" w:tplc="40090003" w:tentative="1">
+      <w:start w:val="1"/>
+      <w:numFmt w:val="bullet"/>
+      <w:lvlText w:val="o"/>
+      <w:lvlJc w:val="left"/>
+      <w:pPr>
+        <w:ind w:left="1080" w:hanging="360"/>
+      </w:pPr>
+      <w:rPr>
+        <w:rFonts w:ascii="Courier New" w:hAnsi="Courier New" w:cs="Courier New" w:hint="default"/>
+      </w:rPr>
+    </w:lvl>
+    <w:lvl w:ilvl="2" w:tplc="40090005" w:tentative="1">
+      <w:start w:val="1"/>
+      <w:numFmt w:val="bullet"/>
+      <w:lvlText w:val=""/>
+      <w:lvlJc w:val="left"/>
+      <w:pPr>
+        <w:ind w:left="1800" w:hanging="360"/>
+      </w:pPr>
+      <w:rPr>
+        <w:rFonts w:ascii="Wingdings" w:hAnsi="Wingdings" w:hint="default"/>
+      </w:rPr>
+    </w:lvl>
+    <w:lvl w:ilvl="3" w:tplc="40090001" w:tentative="1">
+      <w:start w:val="1"/>
+      <w:numFmt w:val="bullet"/>
+      <w:lvlText w:val=""/>
+      <w:lvlJc w:val="left"/>
+      <w:pPr>
+        <w:ind w:left="2520" w:hanging="360"/>
+      </w:pPr>
+      <w:rPr>
+        <w:rFonts w:ascii="Symbol" w:hAnsi="Symbol" w:hint="default"/>
+      </w:rPr>
+    </w:lvl>
+    <w:lvl w:ilvl="4" w:tplc="40090003" w:tentative="1">
+      <w:start w:val="1"/>
+      <w:numFmt w:val="bullet"/>
+      <w:lvlText w:val="o"/>
+      <w:lvlJc w:val="left"/>
+      <w:pPr>
+        <w:ind w:left="3240" w:hanging="360"/>
+      </w:pPr>
+      <w:rPr>
+        <w:rFonts w:ascii="Courier New" w:hAnsi="Courier New" w:cs="Courier New" w:hint="default"/>
+      </w:rPr>
+    </w:lvl>
+    <w:lvl w:ilvl="5" w:tplc="40090005" w:tentative="1">
+      <w:start w:val="1"/>
+      <w:numFmt w:val="bullet"/>
+      <w:lvlText w:val=""/>
+      <w:lvlJc w:val="left"/>
+      <w:pPr>
+        <w:ind w:left="3960" w:hanging="360"/>
+      </w:pPr>
+      <w:rPr>
+        <w:rFonts w:ascii="Wingdings" w:hAnsi="Wingdings" w:hint="default"/>
+      </w:rPr>
+    </w:lvl>
+    <w:lvl w:ilvl="6" w:tplc="40090001" w:tentative="1">
+      <w:start w:val="1"/>
+      <w:numFmt w:val="bullet"/>
+      <w:lvlText w:val=""/>
+      <w:lvlJc w:val="left"/>
+      <w:pPr>
+        <w:ind w:left="4680" w:hanging="360"/>
+      </w:pPr>
+      <w:rPr>
+        <w:rFonts w:ascii="Symbol" w:hAnsi="Symbol" w:hint="default"/>
+      </w:rPr>
+    </w:lvl>
+    <w:lvl w:ilvl="7" w:tplc="40090003" w:tentative="1">
+      <w:start w:val="1"/>
+      <w:numFmt w:val="bullet"/>
+      <w:lvlText w:val="o"/>
+      <w:lvlJc w:val="left"/>
+      <w:pPr>
+        <w:ind w:left="5400" w:hanging="360"/>
+      </w:pPr>
+      <w:rPr>
+        <w:rFonts w:ascii="Courier New" w:hAnsi="Courier New" w:cs="Courier New" w:hint="default"/>
+      </w:rPr>
+    </w:lvl>
+    <w:lvl w:ilvl="8" w:tplc="40090005" w:tentative="1">
+      <w:start w:val="1"/>
+      <w:numFmt w:val="bullet"/>
+      <w:lvlText w:val=""/>
+      <w:lvlJc w:val="left"/>
+      <w:pPr>
+        <w:ind w:left="6120" w:hanging="360"/>
+      </w:pPr>
+      <w:rPr>
+        <w:rFonts w:ascii="Wingdings" w:hAnsi="Wingdings" w:hint="default"/>
+      </w:rPr>
+    </w:lvl>
+  </w:abstractNum>
+  <w:abstractNum w:abstractNumId="15" w15:restartNumberingAfterBreak="0">
     <w:nsid w:val="3A4A5BA8"/>
     <w:multiLevelType w:val="hybridMultilevel"/>
     <w:tmpl w:val="2F7626BE"/>
@@ -7612,7 +8555,7 @@
       </w:rPr>
     </w:lvl>
   </w:abstractNum>
-  <w:abstractNum w:abstractNumId="14" w15:restartNumberingAfterBreak="0">
+  <w:abstractNum w:abstractNumId="16" w15:restartNumberingAfterBreak="0">
     <w:nsid w:val="3A574A3F"/>
     <w:multiLevelType w:val="hybridMultilevel"/>
     <w:tmpl w:val="49747F88"/>
@@ -7725,7 +8668,7 @@
       </w:rPr>
     </w:lvl>
   </w:abstractNum>
-  <w:abstractNum w:abstractNumId="15" w15:restartNumberingAfterBreak="0">
+  <w:abstractNum w:abstractNumId="17" w15:restartNumberingAfterBreak="0">
     <w:nsid w:val="3A7C7112"/>
     <w:multiLevelType w:val="hybridMultilevel"/>
     <w:tmpl w:val="35263D44"/>
@@ -7838,7 +8781,7 @@
       </w:rPr>
     </w:lvl>
   </w:abstractNum>
-  <w:abstractNum w:abstractNumId="16" w15:restartNumberingAfterBreak="0">
+  <w:abstractNum w:abstractNumId="18" w15:restartNumberingAfterBreak="0">
     <w:nsid w:val="3C901939"/>
     <w:multiLevelType w:val="hybridMultilevel"/>
     <w:tmpl w:val="86AE3806"/>
@@ -7951,7 +8894,7 @@
       </w:rPr>
     </w:lvl>
   </w:abstractNum>
-  <w:abstractNum w:abstractNumId="17" w15:restartNumberingAfterBreak="0">
+  <w:abstractNum w:abstractNumId="19" w15:restartNumberingAfterBreak="0">
     <w:nsid w:val="3D3850F9"/>
     <w:multiLevelType w:val="hybridMultilevel"/>
     <w:tmpl w:val="F7C4DCCC"/>
@@ -8064,7 +9007,7 @@
       </w:rPr>
     </w:lvl>
   </w:abstractNum>
-  <w:abstractNum w:abstractNumId="18" w15:restartNumberingAfterBreak="0">
+  <w:abstractNum w:abstractNumId="20" w15:restartNumberingAfterBreak="0">
     <w:nsid w:val="3DF40B8A"/>
     <w:multiLevelType w:val="hybridMultilevel"/>
     <w:tmpl w:val="9A2288C8"/>
@@ -8174,7 +9117,7 @@
       </w:rPr>
     </w:lvl>
   </w:abstractNum>
-  <w:abstractNum w:abstractNumId="19" w15:restartNumberingAfterBreak="0">
+  <w:abstractNum w:abstractNumId="21" w15:restartNumberingAfterBreak="0">
     <w:nsid w:val="3ED377CC"/>
     <w:multiLevelType w:val="hybridMultilevel"/>
     <w:tmpl w:val="31E8F750"/>
@@ -8287,7 +9230,7 @@
       </w:rPr>
     </w:lvl>
   </w:abstractNum>
-  <w:abstractNum w:abstractNumId="20" w15:restartNumberingAfterBreak="0">
+  <w:abstractNum w:abstractNumId="22" w15:restartNumberingAfterBreak="0">
     <w:nsid w:val="40274AAB"/>
     <w:multiLevelType w:val="hybridMultilevel"/>
     <w:tmpl w:val="9D9C114E"/>
@@ -8400,7 +9343,7 @@
       </w:rPr>
     </w:lvl>
   </w:abstractNum>
-  <w:abstractNum w:abstractNumId="21" w15:restartNumberingAfterBreak="0">
+  <w:abstractNum w:abstractNumId="23" w15:restartNumberingAfterBreak="0">
     <w:nsid w:val="4582583B"/>
     <w:multiLevelType w:val="hybridMultilevel"/>
     <w:tmpl w:val="0E70200C"/>
@@ -8513,7 +9456,7 @@
       </w:rPr>
     </w:lvl>
   </w:abstractNum>
-  <w:abstractNum w:abstractNumId="22" w15:restartNumberingAfterBreak="0">
+  <w:abstractNum w:abstractNumId="24" w15:restartNumberingAfterBreak="0">
     <w:nsid w:val="485A78A2"/>
     <w:multiLevelType w:val="hybridMultilevel"/>
     <w:tmpl w:val="6568A432"/>
@@ -8626,7 +9569,7 @@
       </w:rPr>
     </w:lvl>
   </w:abstractNum>
-  <w:abstractNum w:abstractNumId="23" w15:restartNumberingAfterBreak="0">
+  <w:abstractNum w:abstractNumId="25" w15:restartNumberingAfterBreak="0">
     <w:nsid w:val="4B0B3AE3"/>
     <w:multiLevelType w:val="multilevel"/>
     <w:tmpl w:val="C30AEF5A"/>
@@ -8775,7 +9718,7 @@
       </w:rPr>
     </w:lvl>
   </w:abstractNum>
-  <w:abstractNum w:abstractNumId="24" w15:restartNumberingAfterBreak="0">
+  <w:abstractNum w:abstractNumId="26" w15:restartNumberingAfterBreak="0">
     <w:nsid w:val="4DCD6779"/>
     <w:multiLevelType w:val="multilevel"/>
     <w:tmpl w:val="C26C375E"/>
@@ -8924,7 +9867,7 @@
       </w:rPr>
     </w:lvl>
   </w:abstractNum>
-  <w:abstractNum w:abstractNumId="25" w15:restartNumberingAfterBreak="0">
+  <w:abstractNum w:abstractNumId="27" w15:restartNumberingAfterBreak="0">
     <w:nsid w:val="4E3800A5"/>
     <w:multiLevelType w:val="hybridMultilevel"/>
     <w:tmpl w:val="F2D6AECC"/>
@@ -9037,7 +9980,7 @@
       </w:rPr>
     </w:lvl>
   </w:abstractNum>
-  <w:abstractNum w:abstractNumId="26" w15:restartNumberingAfterBreak="0">
+  <w:abstractNum w:abstractNumId="28" w15:restartNumberingAfterBreak="0">
     <w:nsid w:val="510568B2"/>
     <w:multiLevelType w:val="hybridMultilevel"/>
     <w:tmpl w:val="757C9BBA"/>
@@ -9150,7 +10093,7 @@
       </w:rPr>
     </w:lvl>
   </w:abstractNum>
-  <w:abstractNum w:abstractNumId="27" w15:restartNumberingAfterBreak="0">
+  <w:abstractNum w:abstractNumId="29" w15:restartNumberingAfterBreak="0">
     <w:nsid w:val="57523C68"/>
     <w:multiLevelType w:val="hybridMultilevel"/>
     <w:tmpl w:val="3F924F20"/>
@@ -9263,7 +10206,122 @@
       </w:rPr>
     </w:lvl>
   </w:abstractNum>
-  <w:abstractNum w:abstractNumId="28" w15:restartNumberingAfterBreak="0">
+  <w:abstractNum w:abstractNumId="30" w15:restartNumberingAfterBreak="0">
+    <w:nsid w:val="577C0645"/>
+    <w:multiLevelType w:val="hybridMultilevel"/>
+    <w:tmpl w:val="3C783BF0"/>
+    <w:lvl w:ilvl="0" w:tplc="DC7ACD52">
+      <w:start w:val="1"/>
+      <w:numFmt w:val="bullet"/>
+      <w:lvlText w:val=""/>
+      <w:lvlJc w:val="left"/>
+      <w:pPr>
+        <w:ind w:left="720" w:hanging="360"/>
+      </w:pPr>
+      <w:rPr>
+        <w:rFonts w:ascii="Wingdings" w:hAnsi="Wingdings" w:hint="default"/>
+        <w:sz w:val="22"/>
+        <w:szCs w:val="22"/>
+      </w:rPr>
+    </w:lvl>
+    <w:lvl w:ilvl="1" w:tplc="FFFFFFFF" w:tentative="1">
+      <w:start w:val="1"/>
+      <w:numFmt w:val="bullet"/>
+      <w:lvlText w:val="o"/>
+      <w:lvlJc w:val="left"/>
+      <w:pPr>
+        <w:ind w:left="1440" w:hanging="360"/>
+      </w:pPr>
+      <w:rPr>
+        <w:rFonts w:ascii="Courier New" w:hAnsi="Courier New" w:cs="Courier New" w:hint="default"/>
+      </w:rPr>
+    </w:lvl>
+    <w:lvl w:ilvl="2" w:tplc="FFFFFFFF" w:tentative="1">
+      <w:start w:val="1"/>
+      <w:numFmt w:val="bullet"/>
+      <w:lvlText w:val=""/>
+      <w:lvlJc w:val="left"/>
+      <w:pPr>
+        <w:ind w:left="2160" w:hanging="360"/>
+      </w:pPr>
+      <w:rPr>
+        <w:rFonts w:ascii="Wingdings" w:hAnsi="Wingdings" w:hint="default"/>
+      </w:rPr>
+    </w:lvl>
+    <w:lvl w:ilvl="3" w:tplc="FFFFFFFF" w:tentative="1">
+      <w:start w:val="1"/>
+      <w:numFmt w:val="bullet"/>
+      <w:lvlText w:val=""/>
+      <w:lvlJc w:val="left"/>
+      <w:pPr>
+        <w:ind w:left="2880" w:hanging="360"/>
+      </w:pPr>
+      <w:rPr>
+        <w:rFonts w:ascii="Symbol" w:hAnsi="Symbol" w:hint="default"/>
+      </w:rPr>
+    </w:lvl>
+    <w:lvl w:ilvl="4" w:tplc="FFFFFFFF" w:tentative="1">
+      <w:start w:val="1"/>
+      <w:numFmt w:val="bullet"/>
+      <w:lvlText w:val="o"/>
+      <w:lvlJc w:val="left"/>
+      <w:pPr>
+        <w:ind w:left="3600" w:hanging="360"/>
+      </w:pPr>
+      <w:rPr>
+        <w:rFonts w:ascii="Courier New" w:hAnsi="Courier New" w:cs="Courier New" w:hint="default"/>
+      </w:rPr>
+    </w:lvl>
+    <w:lvl w:ilvl="5" w:tplc="FFFFFFFF" w:tentative="1">
+      <w:start w:val="1"/>
+      <w:numFmt w:val="bullet"/>
+      <w:lvlText w:val=""/>
+      <w:lvlJc w:val="left"/>
+      <w:pPr>
+        <w:ind w:left="4320" w:hanging="360"/>
+      </w:pPr>
+      <w:rPr>
+        <w:rFonts w:ascii="Wingdings" w:hAnsi="Wingdings" w:hint="default"/>
+      </w:rPr>
+    </w:lvl>
+    <w:lvl w:ilvl="6" w:tplc="FFFFFFFF" w:tentative="1">
+      <w:start w:val="1"/>
+      <w:numFmt w:val="bullet"/>
+      <w:lvlText w:val=""/>
+      <w:lvlJc w:val="left"/>
+      <w:pPr>
+        <w:ind w:left="5040" w:hanging="360"/>
+      </w:pPr>
+      <w:rPr>
+        <w:rFonts w:ascii="Symbol" w:hAnsi="Symbol" w:hint="default"/>
+      </w:rPr>
+    </w:lvl>
+    <w:lvl w:ilvl="7" w:tplc="FFFFFFFF" w:tentative="1">
+      <w:start w:val="1"/>
+      <w:numFmt w:val="bullet"/>
+      <w:lvlText w:val="o"/>
+      <w:lvlJc w:val="left"/>
+      <w:pPr>
+        <w:ind w:left="5760" w:hanging="360"/>
+      </w:pPr>
+      <w:rPr>
+        <w:rFonts w:ascii="Courier New" w:hAnsi="Courier New" w:cs="Courier New" w:hint="default"/>
+      </w:rPr>
+    </w:lvl>
+    <w:lvl w:ilvl="8" w:tplc="FFFFFFFF" w:tentative="1">
+      <w:start w:val="1"/>
+      <w:numFmt w:val="bullet"/>
+      <w:lvlText w:val=""/>
+      <w:lvlJc w:val="left"/>
+      <w:pPr>
+        <w:ind w:left="6480" w:hanging="360"/>
+      </w:pPr>
+      <w:rPr>
+        <w:rFonts w:ascii="Wingdings" w:hAnsi="Wingdings" w:hint="default"/>
+      </w:rPr>
+    </w:lvl>
+  </w:abstractNum>
+  <w:abstractNum w:abstractNumId="31" w15:restartNumberingAfterBreak="0">
     <w:nsid w:val="590E48C0"/>
     <w:multiLevelType w:val="hybridMultilevel"/>
     <w:tmpl w:val="53C66272"/>
@@ -9376,7 +10434,7 @@
       </w:rPr>
     </w:lvl>
   </w:abstractNum>
-  <w:abstractNum w:abstractNumId="29" w15:restartNumberingAfterBreak="0">
+  <w:abstractNum w:abstractNumId="32" w15:restartNumberingAfterBreak="0">
     <w:nsid w:val="600D2B91"/>
     <w:multiLevelType w:val="hybridMultilevel"/>
     <w:tmpl w:val="55482812"/>
@@ -9489,7 +10547,7 @@
       </w:rPr>
     </w:lvl>
   </w:abstractNum>
-  <w:abstractNum w:abstractNumId="30" w15:restartNumberingAfterBreak="0">
+  <w:abstractNum w:abstractNumId="33" w15:restartNumberingAfterBreak="0">
     <w:nsid w:val="651A729D"/>
     <w:multiLevelType w:val="hybridMultilevel"/>
     <w:tmpl w:val="A536A624"/>
@@ -9602,7 +10660,7 @@
       </w:rPr>
     </w:lvl>
   </w:abstractNum>
-  <w:abstractNum w:abstractNumId="31" w15:restartNumberingAfterBreak="0">
+  <w:abstractNum w:abstractNumId="34" w15:restartNumberingAfterBreak="0">
     <w:nsid w:val="6F027FE0"/>
     <w:multiLevelType w:val="hybridMultilevel"/>
     <w:tmpl w:val="11B237F2"/>
@@ -9715,7 +10773,7 @@
       </w:rPr>
     </w:lvl>
   </w:abstractNum>
-  <w:abstractNum w:abstractNumId="32" w15:restartNumberingAfterBreak="0">
+  <w:abstractNum w:abstractNumId="35" w15:restartNumberingAfterBreak="0">
     <w:nsid w:val="6F6301A1"/>
     <w:multiLevelType w:val="hybridMultilevel"/>
     <w:tmpl w:val="6010A6AA"/>
@@ -9828,7 +10886,7 @@
       </w:rPr>
     </w:lvl>
   </w:abstractNum>
-  <w:abstractNum w:abstractNumId="33" w15:restartNumberingAfterBreak="0">
+  <w:abstractNum w:abstractNumId="36" w15:restartNumberingAfterBreak="0">
     <w:nsid w:val="717D143E"/>
     <w:multiLevelType w:val="hybridMultilevel"/>
     <w:tmpl w:val="60DA0A2E"/>
@@ -9941,7 +10999,233 @@
       </w:rPr>
     </w:lvl>
   </w:abstractNum>
-  <w:abstractNum w:abstractNumId="34" w15:restartNumberingAfterBreak="0">
+  <w:abstractNum w:abstractNumId="37" w15:restartNumberingAfterBreak="0">
+    <w:nsid w:val="71AD3C58"/>
+    <w:multiLevelType w:val="hybridMultilevel"/>
+    <w:tmpl w:val="A202C25C"/>
+    <w:lvl w:ilvl="0" w:tplc="40090005">
+      <w:start w:val="1"/>
+      <w:numFmt w:val="bullet"/>
+      <w:lvlText w:val=""/>
+      <w:lvlJc w:val="left"/>
+      <w:pPr>
+        <w:ind w:left="720" w:hanging="360"/>
+      </w:pPr>
+      <w:rPr>
+        <w:rFonts w:ascii="Wingdings" w:hAnsi="Wingdings" w:hint="default"/>
+      </w:rPr>
+    </w:lvl>
+    <w:lvl w:ilvl="1" w:tplc="FFFFFFFF" w:tentative="1">
+      <w:start w:val="1"/>
+      <w:numFmt w:val="bullet"/>
+      <w:lvlText w:val="o"/>
+      <w:lvlJc w:val="left"/>
+      <w:pPr>
+        <w:ind w:left="1440" w:hanging="360"/>
+      </w:pPr>
+      <w:rPr>
+        <w:rFonts w:ascii="Courier New" w:hAnsi="Courier New" w:cs="Courier New" w:hint="default"/>
+      </w:rPr>
+    </w:lvl>
+    <w:lvl w:ilvl="2" w:tplc="FFFFFFFF" w:tentative="1">
+      <w:start w:val="1"/>
+      <w:numFmt w:val="bullet"/>
+      <w:lvlText w:val=""/>
+      <w:lvlJc w:val="left"/>
+      <w:pPr>
+        <w:ind w:left="2160" w:hanging="360"/>
+      </w:pPr>
+      <w:rPr>
+        <w:rFonts w:ascii="Wingdings" w:hAnsi="Wingdings" w:hint="default"/>
+      </w:rPr>
+    </w:lvl>
+    <w:lvl w:ilvl="3" w:tplc="FFFFFFFF" w:tentative="1">
+      <w:start w:val="1"/>
+      <w:numFmt w:val="bullet"/>
+      <w:lvlText w:val=""/>
+      <w:lvlJc w:val="left"/>
+      <w:pPr>
+        <w:ind w:left="2880" w:hanging="360"/>
+      </w:pPr>
+      <w:rPr>
+        <w:rFonts w:ascii="Symbol" w:hAnsi="Symbol" w:hint="default"/>
+      </w:rPr>
+    </w:lvl>
+    <w:lvl w:ilvl="4" w:tplc="FFFFFFFF" w:tentative="1">
+      <w:start w:val="1"/>
+      <w:numFmt w:val="bullet"/>
+      <w:lvlText w:val="o"/>
+      <w:lvlJc w:val="left"/>
+      <w:pPr>
+        <w:ind w:left="3600" w:hanging="360"/>
+      </w:pPr>
+      <w:rPr>
+        <w:rFonts w:ascii="Courier New" w:hAnsi="Courier New" w:cs="Courier New" w:hint="default"/>
+      </w:rPr>
+    </w:lvl>
+    <w:lvl w:ilvl="5" w:tplc="FFFFFFFF" w:tentative="1">
+      <w:start w:val="1"/>
+      <w:numFmt w:val="bullet"/>
+      <w:lvlText w:val=""/>
+      <w:lvlJc w:val="left"/>
+      <w:pPr>
+        <w:ind w:left="4320" w:hanging="360"/>
+      </w:pPr>
+      <w:rPr>
+        <w:rFonts w:ascii="Wingdings" w:hAnsi="Wingdings" w:hint="default"/>
+      </w:rPr>
+    </w:lvl>
+    <w:lvl w:ilvl="6" w:tplc="FFFFFFFF" w:tentative="1">
+      <w:start w:val="1"/>
+      <w:numFmt w:val="bullet"/>
+      <w:lvlText w:val=""/>
+      <w:lvlJc w:val="left"/>
+      <w:pPr>
+        <w:ind w:left="5040" w:hanging="360"/>
+      </w:pPr>
+      <w:rPr>
+        <w:rFonts w:ascii="Symbol" w:hAnsi="Symbol" w:hint="default"/>
+      </w:rPr>
+    </w:lvl>
+    <w:lvl w:ilvl="7" w:tplc="FFFFFFFF" w:tentative="1">
+      <w:start w:val="1"/>
+      <w:numFmt w:val="bullet"/>
+      <w:lvlText w:val="o"/>
+      <w:lvlJc w:val="left"/>
+      <w:pPr>
+        <w:ind w:left="5760" w:hanging="360"/>
+      </w:pPr>
+      <w:rPr>
+        <w:rFonts w:ascii="Courier New" w:hAnsi="Courier New" w:cs="Courier New" w:hint="default"/>
+      </w:rPr>
+    </w:lvl>
+    <w:lvl w:ilvl="8" w:tplc="FFFFFFFF" w:tentative="1">
+      <w:start w:val="1"/>
+      <w:numFmt w:val="bullet"/>
+      <w:lvlText w:val=""/>
+      <w:lvlJc w:val="left"/>
+      <w:pPr>
+        <w:ind w:left="6480" w:hanging="360"/>
+      </w:pPr>
+      <w:rPr>
+        <w:rFonts w:ascii="Wingdings" w:hAnsi="Wingdings" w:hint="default"/>
+      </w:rPr>
+    </w:lvl>
+  </w:abstractNum>
+  <w:abstractNum w:abstractNumId="38" w15:restartNumberingAfterBreak="0">
+    <w:nsid w:val="71C5734C"/>
+    <w:multiLevelType w:val="hybridMultilevel"/>
+    <w:tmpl w:val="1D92ED80"/>
+    <w:lvl w:ilvl="0" w:tplc="4009000B">
+      <w:start w:val="1"/>
+      <w:numFmt w:val="bullet"/>
+      <w:lvlText w:val=""/>
+      <w:lvlJc w:val="left"/>
+      <w:pPr>
+        <w:ind w:left="720" w:hanging="360"/>
+      </w:pPr>
+      <w:rPr>
+        <w:rFonts w:ascii="Wingdings" w:hAnsi="Wingdings" w:hint="default"/>
+      </w:rPr>
+    </w:lvl>
+    <w:lvl w:ilvl="1" w:tplc="FFFFFFFF" w:tentative="1">
+      <w:start w:val="1"/>
+      <w:numFmt w:val="bullet"/>
+      <w:lvlText w:val="o"/>
+      <w:lvlJc w:val="left"/>
+      <w:pPr>
+        <w:ind w:left="1440" w:hanging="360"/>
+      </w:pPr>
+      <w:rPr>
+        <w:rFonts w:ascii="Courier New" w:hAnsi="Courier New" w:cs="Courier New" w:hint="default"/>
+      </w:rPr>
+    </w:lvl>
+    <w:lvl w:ilvl="2" w:tplc="FFFFFFFF" w:tentative="1">
+      <w:start w:val="1"/>
+      <w:numFmt w:val="bullet"/>
+      <w:lvlText w:val=""/>
+      <w:lvlJc w:val="left"/>
+      <w:pPr>
+        <w:ind w:left="2160" w:hanging="360"/>
+      </w:pPr>
+      <w:rPr>
+        <w:rFonts w:ascii="Wingdings" w:hAnsi="Wingdings" w:hint="default"/>
+      </w:rPr>
+    </w:lvl>
+    <w:lvl w:ilvl="3" w:tplc="FFFFFFFF" w:tentative="1">
+      <w:start w:val="1"/>
+      <w:numFmt w:val="bullet"/>
+      <w:lvlText w:val=""/>
+      <w:lvlJc w:val="left"/>
+      <w:pPr>
+        <w:ind w:left="2880" w:hanging="360"/>
+      </w:pPr>
+      <w:rPr>
+        <w:rFonts w:ascii="Symbol" w:hAnsi="Symbol" w:hint="default"/>
+      </w:rPr>
+    </w:lvl>
+    <w:lvl w:ilvl="4" w:tplc="FFFFFFFF" w:tentative="1">
+      <w:start w:val="1"/>
+      <w:numFmt w:val="bullet"/>
+      <w:lvlText w:val="o"/>
+      <w:lvlJc w:val="left"/>
+      <w:pPr>
+        <w:ind w:left="3600" w:hanging="360"/>
+      </w:pPr>
+      <w:rPr>
+        <w:rFonts w:ascii="Courier New" w:hAnsi="Courier New" w:cs="Courier New" w:hint="default"/>
+      </w:rPr>
+    </w:lvl>
+    <w:lvl w:ilvl="5" w:tplc="FFFFFFFF" w:tentative="1">
+      <w:start w:val="1"/>
+      <w:numFmt w:val="bullet"/>
+      <w:lvlText w:val=""/>
+      <w:lvlJc w:val="left"/>
+      <w:pPr>
+        <w:ind w:left="4320" w:hanging="360"/>
+      </w:pPr>
+      <w:rPr>
+        <w:rFonts w:ascii="Wingdings" w:hAnsi="Wingdings" w:hint="default"/>
+      </w:rPr>
+    </w:lvl>
+    <w:lvl w:ilvl="6" w:tplc="FFFFFFFF" w:tentative="1">
+      <w:start w:val="1"/>
+      <w:numFmt w:val="bullet"/>
+      <w:lvlText w:val=""/>
+      <w:lvlJc w:val="left"/>
+      <w:pPr>
+        <w:ind w:left="5040" w:hanging="360"/>
+      </w:pPr>
+      <w:rPr>
+        <w:rFonts w:ascii="Symbol" w:hAnsi="Symbol" w:hint="default"/>
+      </w:rPr>
+    </w:lvl>
+    <w:lvl w:ilvl="7" w:tplc="FFFFFFFF" w:tentative="1">
+      <w:start w:val="1"/>
+      <w:numFmt w:val="bullet"/>
+      <w:lvlText w:val="o"/>
+      <w:lvlJc w:val="left"/>
+      <w:pPr>
+        <w:ind w:left="5760" w:hanging="360"/>
+      </w:pPr>
+      <w:rPr>
+        <w:rFonts w:ascii="Courier New" w:hAnsi="Courier New" w:cs="Courier New" w:hint="default"/>
+      </w:rPr>
+    </w:lvl>
+    <w:lvl w:ilvl="8" w:tplc="FFFFFFFF" w:tentative="1">
+      <w:start w:val="1"/>
+      <w:numFmt w:val="bullet"/>
+      <w:lvlText w:val=""/>
+      <w:lvlJc w:val="left"/>
+      <w:pPr>
+        <w:ind w:left="6480" w:hanging="360"/>
+      </w:pPr>
+      <w:rPr>
+        <w:rFonts w:ascii="Wingdings" w:hAnsi="Wingdings" w:hint="default"/>
+      </w:rPr>
+    </w:lvl>
+  </w:abstractNum>
+  <w:abstractNum w:abstractNumId="39" w15:restartNumberingAfterBreak="0">
     <w:nsid w:val="74C338CE"/>
     <w:multiLevelType w:val="hybridMultilevel"/>
     <w:tmpl w:val="DE6C7AD8"/>
@@ -10054,7 +11338,7 @@
       </w:rPr>
     </w:lvl>
   </w:abstractNum>
-  <w:abstractNum w:abstractNumId="35" w15:restartNumberingAfterBreak="0">
+  <w:abstractNum w:abstractNumId="40" w15:restartNumberingAfterBreak="0">
     <w:nsid w:val="762D6038"/>
     <w:multiLevelType w:val="hybridMultilevel"/>
     <w:tmpl w:val="1FFA350C"/>
@@ -10167,7 +11451,120 @@
       </w:rPr>
     </w:lvl>
   </w:abstractNum>
-  <w:abstractNum w:abstractNumId="36" w15:restartNumberingAfterBreak="0">
+  <w:abstractNum w:abstractNumId="41" w15:restartNumberingAfterBreak="0">
+    <w:nsid w:val="77901F56"/>
+    <w:multiLevelType w:val="hybridMultilevel"/>
+    <w:tmpl w:val="45EE23EC"/>
+    <w:lvl w:ilvl="0" w:tplc="4009000B">
+      <w:start w:val="1"/>
+      <w:numFmt w:val="bullet"/>
+      <w:lvlText w:val=""/>
+      <w:lvlJc w:val="left"/>
+      <w:pPr>
+        <w:ind w:left="360" w:hanging="360"/>
+      </w:pPr>
+      <w:rPr>
+        <w:rFonts w:ascii="Wingdings" w:hAnsi="Wingdings" w:hint="default"/>
+      </w:rPr>
+    </w:lvl>
+    <w:lvl w:ilvl="1" w:tplc="FFFFFFFF" w:tentative="1">
+      <w:start w:val="1"/>
+      <w:numFmt w:val="bullet"/>
+      <w:lvlText w:val="o"/>
+      <w:lvlJc w:val="left"/>
+      <w:pPr>
+        <w:ind w:left="1080" w:hanging="360"/>
+      </w:pPr>
+      <w:rPr>
+        <w:rFonts w:ascii="Courier New" w:hAnsi="Courier New" w:cs="Courier New" w:hint="default"/>
+      </w:rPr>
+    </w:lvl>
+    <w:lvl w:ilvl="2" w:tplc="FFFFFFFF" w:tentative="1">
+      <w:start w:val="1"/>
+      <w:numFmt w:val="bullet"/>
+      <w:lvlText w:val=""/>
+      <w:lvlJc w:val="left"/>
+      <w:pPr>
+        <w:ind w:left="1800" w:hanging="360"/>
+      </w:pPr>
+      <w:rPr>
+        <w:rFonts w:ascii="Wingdings" w:hAnsi="Wingdings" w:hint="default"/>
+      </w:rPr>
+    </w:lvl>
+    <w:lvl w:ilvl="3" w:tplc="FFFFFFFF" w:tentative="1">
+      <w:start w:val="1"/>
+      <w:numFmt w:val="bullet"/>
+      <w:lvlText w:val=""/>
+      <w:lvlJc w:val="left"/>
+      <w:pPr>
+        <w:ind w:left="2520" w:hanging="360"/>
+      </w:pPr>
+      <w:rPr>
+        <w:rFonts w:ascii="Symbol" w:hAnsi="Symbol" w:hint="default"/>
+      </w:rPr>
+    </w:lvl>
+    <w:lvl w:ilvl="4" w:tplc="FFFFFFFF" w:tentative="1">
+      <w:start w:val="1"/>
+      <w:numFmt w:val="bullet"/>
+      <w:lvlText w:val="o"/>
+      <w:lvlJc w:val="left"/>
+      <w:pPr>
+        <w:ind w:left="3240" w:hanging="360"/>
+      </w:pPr>
+      <w:rPr>
+        <w:rFonts w:ascii="Courier New" w:hAnsi="Courier New" w:cs="Courier New" w:hint="default"/>
+      </w:rPr>
+    </w:lvl>
+    <w:lvl w:ilvl="5" w:tplc="FFFFFFFF" w:tentative="1">
+      <w:start w:val="1"/>
+      <w:numFmt w:val="bullet"/>
+      <w:lvlText w:val=""/>
+      <w:lvlJc w:val="left"/>
+      <w:pPr>
+        <w:ind w:left="3960" w:hanging="360"/>
+      </w:pPr>
+      <w:rPr>
+        <w:rFonts w:ascii="Wingdings" w:hAnsi="Wingdings" w:hint="default"/>
+      </w:rPr>
+    </w:lvl>
+    <w:lvl w:ilvl="6" w:tplc="FFFFFFFF" w:tentative="1">
+      <w:start w:val="1"/>
+      <w:numFmt w:val="bullet"/>
+      <w:lvlText w:val=""/>
+      <w:lvlJc w:val="left"/>
+      <w:pPr>
+        <w:ind w:left="4680" w:hanging="360"/>
+      </w:pPr>
+      <w:rPr>
+        <w:rFonts w:ascii="Symbol" w:hAnsi="Symbol" w:hint="default"/>
+      </w:rPr>
+    </w:lvl>
+    <w:lvl w:ilvl="7" w:tplc="FFFFFFFF" w:tentative="1">
+      <w:start w:val="1"/>
+      <w:numFmt w:val="bullet"/>
+      <w:lvlText w:val="o"/>
+      <w:lvlJc w:val="left"/>
+      <w:pPr>
+        <w:ind w:left="5400" w:hanging="360"/>
+      </w:pPr>
+      <w:rPr>
+        <w:rFonts w:ascii="Courier New" w:hAnsi="Courier New" w:cs="Courier New" w:hint="default"/>
+      </w:rPr>
+    </w:lvl>
+    <w:lvl w:ilvl="8" w:tplc="FFFFFFFF" w:tentative="1">
+      <w:start w:val="1"/>
+      <w:numFmt w:val="bullet"/>
+      <w:lvlText w:val=""/>
+      <w:lvlJc w:val="left"/>
+      <w:pPr>
+        <w:ind w:left="6120" w:hanging="360"/>
+      </w:pPr>
+      <w:rPr>
+        <w:rFonts w:ascii="Wingdings" w:hAnsi="Wingdings" w:hint="default"/>
+      </w:rPr>
+    </w:lvl>
+  </w:abstractNum>
+  <w:abstractNum w:abstractNumId="42" w15:restartNumberingAfterBreak="0">
     <w:nsid w:val="79493B53"/>
     <w:multiLevelType w:val="hybridMultilevel"/>
     <w:tmpl w:val="47CEFFDC"/>
@@ -10279,7 +11676,7 @@
       </w:rPr>
     </w:lvl>
   </w:abstractNum>
-  <w:abstractNum w:abstractNumId="37" w15:restartNumberingAfterBreak="0">
+  <w:abstractNum w:abstractNumId="43" w15:restartNumberingAfterBreak="0">
     <w:nsid w:val="79561EAE"/>
     <w:multiLevelType w:val="multilevel"/>
     <w:tmpl w:val="23A6003E"/>
@@ -10399,7 +11796,7 @@
       </w:pPr>
     </w:lvl>
   </w:abstractNum>
-  <w:abstractNum w:abstractNumId="38" w15:restartNumberingAfterBreak="0">
+  <w:abstractNum w:abstractNumId="44" w15:restartNumberingAfterBreak="0">
     <w:nsid w:val="7A0B4B72"/>
     <w:multiLevelType w:val="hybridMultilevel"/>
     <w:tmpl w:val="4D8666AC"/>
@@ -10512,7 +11909,7 @@
       </w:rPr>
     </w:lvl>
   </w:abstractNum>
-  <w:abstractNum w:abstractNumId="39" w15:restartNumberingAfterBreak="0">
+  <w:abstractNum w:abstractNumId="45" w15:restartNumberingAfterBreak="0">
     <w:nsid w:val="7F117C86"/>
     <w:multiLevelType w:val="hybridMultilevel"/>
     <w:tmpl w:val="852A0F64"/>
@@ -10625,7 +12022,7 @@
       </w:rPr>
     </w:lvl>
   </w:abstractNum>
-  <w:abstractNum w:abstractNumId="40" w15:restartNumberingAfterBreak="0">
+  <w:abstractNum w:abstractNumId="46" w15:restartNumberingAfterBreak="0">
     <w:nsid w:val="7F9E2AD2"/>
     <w:multiLevelType w:val="hybridMultilevel"/>
     <w:tmpl w:val="09E03E50"/>
@@ -10739,82 +12136,82 @@
     </w:lvl>
   </w:abstractNum>
   <w:num w:numId="1" w16cid:durableId="734933925">
-    <w:abstractNumId w:val="5"/>
+    <w:abstractNumId w:val="6"/>
   </w:num>
   <w:num w:numId="2" w16cid:durableId="1619214145">
-    <w:abstractNumId w:val="33"/>
+    <w:abstractNumId w:val="36"/>
   </w:num>
   <w:num w:numId="3" w16cid:durableId="1927569122">
-    <w:abstractNumId w:val="22"/>
+    <w:abstractNumId w:val="24"/>
   </w:num>
   <w:num w:numId="4" w16cid:durableId="394360734">
-    <w:abstractNumId w:val="12"/>
+    <w:abstractNumId w:val="13"/>
   </w:num>
   <w:num w:numId="5" w16cid:durableId="207880388">
     <w:abstractNumId w:val="1"/>
   </w:num>
   <w:num w:numId="6" w16cid:durableId="1969435433">
-    <w:abstractNumId w:val="35"/>
+    <w:abstractNumId w:val="40"/>
   </w:num>
   <w:num w:numId="7" w16cid:durableId="1778674396">
-    <w:abstractNumId w:val="39"/>
+    <w:abstractNumId w:val="45"/>
   </w:num>
   <w:num w:numId="8" w16cid:durableId="1944728866">
     <w:abstractNumId w:val="4"/>
   </w:num>
   <w:num w:numId="9" w16cid:durableId="1905067413">
-    <w:abstractNumId w:val="28"/>
+    <w:abstractNumId w:val="31"/>
   </w:num>
   <w:num w:numId="10" w16cid:durableId="965549754">
     <w:abstractNumId w:val="3"/>
   </w:num>
   <w:num w:numId="11" w16cid:durableId="565605461">
+    <w:abstractNumId w:val="11"/>
+  </w:num>
+  <w:num w:numId="12" w16cid:durableId="717169053">
     <w:abstractNumId w:val="10"/>
   </w:num>
-  <w:num w:numId="12" w16cid:durableId="717169053">
+  <w:num w:numId="13" w16cid:durableId="1151677874">
+    <w:abstractNumId w:val="12"/>
+  </w:num>
+  <w:num w:numId="14" w16cid:durableId="877550325">
+    <w:abstractNumId w:val="17"/>
+  </w:num>
+  <w:num w:numId="15" w16cid:durableId="1698235171">
     <w:abstractNumId w:val="9"/>
   </w:num>
-  <w:num w:numId="13" w16cid:durableId="1151677874">
-    <w:abstractNumId w:val="11"/>
-  </w:num>
-  <w:num w:numId="14" w16cid:durableId="877550325">
-    <w:abstractNumId w:val="15"/>
-  </w:num>
-  <w:num w:numId="15" w16cid:durableId="1698235171">
-    <w:abstractNumId w:val="8"/>
-  </w:num>
   <w:num w:numId="16" w16cid:durableId="199981485">
-    <w:abstractNumId w:val="29"/>
+    <w:abstractNumId w:val="32"/>
   </w:num>
   <w:num w:numId="17" w16cid:durableId="413018909">
+    <w:abstractNumId w:val="18"/>
+  </w:num>
+  <w:num w:numId="18" w16cid:durableId="37583918">
     <w:abstractNumId w:val="16"/>
   </w:num>
-  <w:num w:numId="18" w16cid:durableId="37583918">
-    <w:abstractNumId w:val="14"/>
+  <w:num w:numId="19" w16cid:durableId="1366369797">
+    <w:abstractNumId w:val="27"/>
   </w:num>
-  <w:num w:numId="19" w16cid:durableId="1366369797">
+  <w:num w:numId="20" w16cid:durableId="1036662650">
+    <w:abstractNumId w:val="7"/>
+  </w:num>
+  <w:num w:numId="21" w16cid:durableId="1426028503">
+    <w:abstractNumId w:val="22"/>
+  </w:num>
+  <w:num w:numId="22" w16cid:durableId="109399469">
     <w:abstractNumId w:val="25"/>
   </w:num>
-  <w:num w:numId="20" w16cid:durableId="1036662650">
-    <w:abstractNumId w:val="6"/>
-  </w:num>
-  <w:num w:numId="21" w16cid:durableId="1426028503">
-    <w:abstractNumId w:val="20"/>
-  </w:num>
-  <w:num w:numId="22" w16cid:durableId="109399469">
-    <w:abstractNumId w:val="23"/>
-  </w:num>
   <w:num w:numId="23" w16cid:durableId="849952365">
-    <w:abstractNumId w:val="37"/>
+    <w:abstractNumId w:val="43"/>
   </w:num>
   <w:num w:numId="24" w16cid:durableId="940140128">
-    <w:abstractNumId w:val="24"/>
+    <w:abstractNumId w:val="26"/>
   </w:num>
   <w:num w:numId="25" w16cid:durableId="1124541404">
-    <w:abstractNumId w:val="34"/>
+    <w:abstractNumId w:val="39"/>
   </w:num>
   <w:num w:numId="26" w16cid:durableId="1803768924">
-    <w:abstractNumId w:val="18"/>
+    <w:abstractNumId w:val="20"/>
     <w:lvlOverride w:ilvl="0">
       <w:startOverride w:val="1"/>
     </w:lvlOverride>
@@ -10828,52 +12225,70 @@
     <w:lvlOverride w:ilvl="8"/>
   </w:num>
   <w:num w:numId="27" w16cid:durableId="1530223524">
-    <w:abstractNumId w:val="32"/>
+    <w:abstractNumId w:val="35"/>
   </w:num>
   <w:num w:numId="28" w16cid:durableId="1013188477">
     <w:abstractNumId w:val="2"/>
   </w:num>
   <w:num w:numId="29" w16cid:durableId="2137020130">
-    <w:abstractNumId w:val="31"/>
+    <w:abstractNumId w:val="34"/>
   </w:num>
   <w:num w:numId="30" w16cid:durableId="750277198">
+    <w:abstractNumId w:val="23"/>
+  </w:num>
+  <w:num w:numId="31" w16cid:durableId="361128574">
     <w:abstractNumId w:val="21"/>
   </w:num>
-  <w:num w:numId="31" w16cid:durableId="361128574">
-    <w:abstractNumId w:val="19"/>
-  </w:num>
   <w:num w:numId="32" w16cid:durableId="1080446053">
-    <w:abstractNumId w:val="18"/>
+    <w:abstractNumId w:val="20"/>
   </w:num>
   <w:num w:numId="33" w16cid:durableId="1145052421">
-    <w:abstractNumId w:val="36"/>
+    <w:abstractNumId w:val="42"/>
   </w:num>
   <w:num w:numId="34" w16cid:durableId="1678461495">
-    <w:abstractNumId w:val="30"/>
+    <w:abstractNumId w:val="33"/>
   </w:num>
   <w:num w:numId="35" w16cid:durableId="1792017686">
-    <w:abstractNumId w:val="26"/>
+    <w:abstractNumId w:val="28"/>
   </w:num>
   <w:num w:numId="36" w16cid:durableId="287245437">
-    <w:abstractNumId w:val="27"/>
+    <w:abstractNumId w:val="29"/>
   </w:num>
   <w:num w:numId="37" w16cid:durableId="1329598247">
-    <w:abstractNumId w:val="7"/>
+    <w:abstractNumId w:val="8"/>
   </w:num>
   <w:num w:numId="38" w16cid:durableId="1160652178">
-    <w:abstractNumId w:val="40"/>
+    <w:abstractNumId w:val="46"/>
   </w:num>
   <w:num w:numId="39" w16cid:durableId="369186948">
-    <w:abstractNumId w:val="38"/>
+    <w:abstractNumId w:val="44"/>
   </w:num>
   <w:num w:numId="40" w16cid:durableId="143087636">
-    <w:abstractNumId w:val="13"/>
+    <w:abstractNumId w:val="15"/>
   </w:num>
   <w:num w:numId="41" w16cid:durableId="436607227">
     <w:abstractNumId w:val="0"/>
   </w:num>
   <w:num w:numId="42" w16cid:durableId="2115051319">
-    <w:abstractNumId w:val="17"/>
+    <w:abstractNumId w:val="19"/>
+  </w:num>
+  <w:num w:numId="43" w16cid:durableId="718823590">
+    <w:abstractNumId w:val="30"/>
+  </w:num>
+  <w:num w:numId="44" w16cid:durableId="1849169598">
+    <w:abstractNumId w:val="41"/>
+  </w:num>
+  <w:num w:numId="45" w16cid:durableId="968705834">
+    <w:abstractNumId w:val="37"/>
+  </w:num>
+  <w:num w:numId="46" w16cid:durableId="2057318666">
+    <w:abstractNumId w:val="38"/>
+  </w:num>
+  <w:num w:numId="47" w16cid:durableId="841627706">
+    <w:abstractNumId w:val="5"/>
+  </w:num>
+  <w:num w:numId="48" w16cid:durableId="1614635135">
+    <w:abstractNumId w:val="14"/>
   </w:num>
 </w:numbering>
 </file>
@@ -11481,6 +12896,7 @@
   <w:style w:type="character" w:default="1" w:styleId="DefaultParagraphFont">
     <w:name w:val="Default Paragraph Font"/>
     <w:uiPriority w:val="1"/>
+    <w:semiHidden/>
     <w:unhideWhenUsed/>
   </w:style>
   <w:style w:type="table" w:default="1" w:styleId="TableNormal">
@@ -11841,6 +13257,50 @@
       </w:tblBorders>
     </w:tblPr>
   </w:style>
+  <w:style w:type="paragraph" w:styleId="Header">
+    <w:name w:val="header"/>
+    <w:basedOn w:val="Normal"/>
+    <w:link w:val="HeaderChar"/>
+    <w:uiPriority w:val="99"/>
+    <w:unhideWhenUsed/>
+    <w:rsid w:val="00345073"/>
+    <w:pPr>
+      <w:tabs>
+        <w:tab w:val="center" w:pos="4513"/>
+        <w:tab w:val="right" w:pos="9026"/>
+      </w:tabs>
+      <w:spacing w:after="0" w:line="240" w:lineRule="auto"/>
+    </w:pPr>
+  </w:style>
+  <w:style w:type="character" w:customStyle="1" w:styleId="HeaderChar">
+    <w:name w:val="Header Char"/>
+    <w:basedOn w:val="DefaultParagraphFont"/>
+    <w:link w:val="Header"/>
+    <w:uiPriority w:val="99"/>
+    <w:rsid w:val="00345073"/>
+  </w:style>
+  <w:style w:type="paragraph" w:styleId="Footer">
+    <w:name w:val="footer"/>
+    <w:basedOn w:val="Normal"/>
+    <w:link w:val="FooterChar"/>
+    <w:uiPriority w:val="99"/>
+    <w:unhideWhenUsed/>
+    <w:rsid w:val="00345073"/>
+    <w:pPr>
+      <w:tabs>
+        <w:tab w:val="center" w:pos="4513"/>
+        <w:tab w:val="right" w:pos="9026"/>
+      </w:tabs>
+      <w:spacing w:after="0" w:line="240" w:lineRule="auto"/>
+    </w:pPr>
+  </w:style>
+  <w:style w:type="character" w:customStyle="1" w:styleId="FooterChar">
+    <w:name w:val="Footer Char"/>
+    <w:basedOn w:val="DefaultParagraphFont"/>
+    <w:link w:val="Footer"/>
+    <w:uiPriority w:val="99"/>
+    <w:rsid w:val="00345073"/>
+  </w:style>
 </w:styles>
 </file>
 
@@ -12137,4 +13597,16 @@
     </a:ext>
   </a:extLst>
 </a:theme>
+</file>
+
+<file path=customXml/item1.xml><?xml version="1.0" encoding="utf-8"?>
+<b:Sources xmlns:b="http://schemas.openxmlformats.org/officeDocument/2006/bibliography" xmlns="http://schemas.openxmlformats.org/officeDocument/2006/bibliography" SelectedStyle="\APASixthEditionOfficeOnline.xsl" StyleName="APA" Version="6"/>
+</file>
+
+<file path=customXml/itemProps1.xml><?xml version="1.0" encoding="utf-8"?>
+<ds:datastoreItem xmlns:ds="http://schemas.openxmlformats.org/officeDocument/2006/customXml" ds:itemID="{3FD0B4F8-BD76-426E-82E5-4161980209EF}">
+  <ds:schemaRefs>
+    <ds:schemaRef ds:uri="http://schemas.openxmlformats.org/officeDocument/2006/bibliography"/>
+  </ds:schemaRefs>
+</ds:datastoreItem>
 </file>